--- a/handover_docs/회계세무_업무인수인계.docx
+++ b/handover_docs/회계세무_업무인수인계.docx
@@ -30,7 +30,7 @@
           <w:rFonts w:ascii="나눔고딕" w:hAnsi="나눔고딕" w:eastAsia="나눔고딕"/>
           <w:b/>
           <w:color w:val="555555"/>
-          <w:sz w:val="32"/>
+          <w:sz w:val="30"/>
         </w:rPr>
         <w:t>회계 · 세무 업무</w:t>
       </w:r>
@@ -51,55 +51,14 @@
         <w:tc>
           <w:tcPr>
             <w:tcW w:type="dxa" w:w="1984"/>
-            <w:shd w:val="clear" w:color="auto" w:fill="1e4fa0"/>
-          </w:tcPr>
-          <w:p>
-            <w:pPr>
-              <w:jc w:val="center"/>
-            </w:pPr>
-            <w:r>
-              <w:rPr>
-                <w:rFonts w:ascii="나눔고딕" w:hAnsi="나눔고딕" w:eastAsia="나눔고딕"/>
-                <w:b/>
-                <w:color w:val="FFFFFF"/>
-                <w:sz w:val="20"/>
-              </w:rPr>
-              <w:t>항목</w:t>
-            </w:r>
-          </w:p>
-        </w:tc>
-        <w:tc>
-          <w:tcPr>
-            <w:tcW w:type="dxa" w:w="6803"/>
-            <w:shd w:val="clear" w:color="auto" w:fill="1e4fa0"/>
-          </w:tcPr>
-          <w:p>
-            <w:pPr>
-              <w:jc w:val="center"/>
-            </w:pPr>
-            <w:r>
-              <w:rPr>
-                <w:rFonts w:ascii="나눔고딕" w:hAnsi="나눔고딕" w:eastAsia="나눔고딕"/>
-                <w:b/>
-                <w:color w:val="FFFFFF"/>
-                <w:sz w:val="20"/>
-              </w:rPr>
-              <w:t>내용</w:t>
-            </w:r>
-          </w:p>
-        </w:tc>
-      </w:tr>
-      <w:tr>
-        <w:tc>
-          <w:tcPr>
-            <w:tcW w:type="dxa" w:w="1984"/>
-            <w:shd w:val="clear" w:color="auto" w:fill="F5F8FC"/>
+            <w:shd w:val="clear" w:color="auto" w:fill="dce6f8"/>
           </w:tcPr>
           <w:p>
             <w:r>
               <w:rPr>
                 <w:rFonts w:ascii="나눔고딕" w:hAnsi="나눔고딕" w:eastAsia="나눔고딕"/>
-                <w:sz w:val="20"/>
+                <w:b/>
+                <w:sz w:val="21"/>
               </w:rPr>
               <w:t>작성일</w:t>
             </w:r>
@@ -108,13 +67,12 @@
         <w:tc>
           <w:tcPr>
             <w:tcW w:type="dxa" w:w="6803"/>
-            <w:shd w:val="clear" w:color="auto" w:fill="F5F8FC"/>
           </w:tcPr>
           <w:p>
             <w:r>
               <w:rPr>
                 <w:rFonts w:ascii="나눔고딕" w:hAnsi="나눔고딕" w:eastAsia="나눔고딕"/>
-                <w:sz w:val="20"/>
+                <w:sz w:val="21"/>
               </w:rPr>
               <w:t>2026년 06월 15일</w:t>
             </w:r>
@@ -125,13 +83,14 @@
         <w:tc>
           <w:tcPr>
             <w:tcW w:type="dxa" w:w="1984"/>
-            <w:shd w:val="clear" w:color="auto" w:fill="EEF2FA"/>
+            <w:shd w:val="clear" w:color="auto" w:fill="dce6f8"/>
           </w:tcPr>
           <w:p>
             <w:r>
               <w:rPr>
                 <w:rFonts w:ascii="나눔고딕" w:hAnsi="나눔고딕" w:eastAsia="나눔고딕"/>
-                <w:sz w:val="20"/>
+                <w:b/>
+                <w:sz w:val="21"/>
               </w:rPr>
               <w:t>작성 부서</w:t>
             </w:r>
@@ -140,13 +99,12 @@
         <w:tc>
           <w:tcPr>
             <w:tcW w:type="dxa" w:w="6803"/>
-            <w:shd w:val="clear" w:color="auto" w:fill="EEF2FA"/>
           </w:tcPr>
           <w:p>
             <w:r>
               <w:rPr>
                 <w:rFonts w:ascii="나눔고딕" w:hAnsi="나눔고딕" w:eastAsia="나눔고딕"/>
-                <w:sz w:val="20"/>
+                <w:sz w:val="21"/>
               </w:rPr>
               <w:t>경영지원팀</w:t>
             </w:r>
@@ -157,13 +115,14 @@
         <w:tc>
           <w:tcPr>
             <w:tcW w:type="dxa" w:w="1984"/>
-            <w:shd w:val="clear" w:color="auto" w:fill="F5F8FC"/>
+            <w:shd w:val="clear" w:color="auto" w:fill="dce6f8"/>
           </w:tcPr>
           <w:p>
             <w:r>
               <w:rPr>
                 <w:rFonts w:ascii="나눔고딕" w:hAnsi="나눔고딕" w:eastAsia="나눔고딕"/>
-                <w:sz w:val="20"/>
+                <w:b/>
+                <w:sz w:val="21"/>
               </w:rPr>
               <w:t>인수인계 범위</w:t>
             </w:r>
@@ -172,21 +131,19 @@
         <w:tc>
           <w:tcPr>
             <w:tcW w:type="dxa" w:w="6803"/>
-            <w:shd w:val="clear" w:color="auto" w:fill="F5F8FC"/>
           </w:tcPr>
           <w:p>
             <w:r>
               <w:rPr>
                 <w:rFonts w:ascii="나눔고딕" w:hAnsi="나눔고딕" w:eastAsia="나눔고딕"/>
-                <w:sz w:val="20"/>
+                <w:sz w:val="21"/>
               </w:rPr>
-              <w:t>세금계산서 발급 / 세금·보험료 납부 / 납세증명서 발급 / 급여대장 작성·송부</w:t>
+              <w:t>세금계산서 발급 / 보험료·세금 납부 / 납세·완납증명서 발급 / 급여대장 작성·송부</w:t>
             </w:r>
           </w:p>
         </w:tc>
       </w:tr>
     </w:tbl>
-    <w:p/>
     <w:p>
       <w:r>
         <w:br w:type="page"/>
@@ -208,9 +165,6 @@
             <w:shd w:val="clear" w:color="auto" w:fill="1e4fa0"/>
           </w:tcPr>
           <w:p>
-            <w:pPr>
-              <w:jc w:val="left"/>
-            </w:pPr>
             <w:r>
               <w:rPr>
                 <w:rFonts w:ascii="나눔고딕" w:hAnsi="나눔고딕" w:eastAsia="나눔고딕"/>
@@ -233,40 +187,13 @@
       <w:r>
         <w:rPr>
           <w:rFonts w:ascii="나눔고딕" w:hAnsi="나눔고딕" w:eastAsia="나눔고딕"/>
-          <w:b/>
-          <w:sz w:val="21"/>
-        </w:rPr>
-        <w:t>■ 개요</w:t>
-      </w:r>
-    </w:p>
-    <w:p>
-      <w:pPr>
-        <w:spacing w:after="60"/>
-        <w:ind w:left="170"/>
-      </w:pPr>
-      <w:r>
-        <w:rPr>
-          <w:rFonts w:ascii="나눔고딕" w:hAnsi="나눔고딕" w:eastAsia="나눔고딕"/>
           <w:b w:val="0"/>
           <w:sz w:val="21"/>
         </w:rPr>
-        <w:t>거래 상대방에게 재화·용역을 공급한 경우 국세청 홈택스를 통해 전자세금계산서를 발급합니다. 발급 마감일(익월 10일)을 반드시 준수해야 하며, 미발급·지연 발급 시 가산세가 부과됩니다.</w:t>
+        <w:t>거래 상대방에게 재화·용역을 공급한 경우 국세청 홈택스에서 전자세금계산서를 발급합니다. 발급 마감은 익월 10일이며, 지연 시 가산세가 부과됩니다.</w:t>
       </w:r>
     </w:p>
-    <w:p>
-      <w:pPr>
-        <w:spacing w:after="60"/>
-        <w:ind w:left="170"/>
-      </w:pPr>
-      <w:r>
-        <w:rPr>
-          <w:rFonts w:ascii="나눔고딕" w:hAnsi="나눔고딕" w:eastAsia="나눔고딕"/>
-          <w:b/>
-          <w:sz w:val="21"/>
-        </w:rPr>
-        <w:t>■ 발급 절차</w:t>
-      </w:r>
-    </w:p>
+    <w:p/>
     <w:p>
       <w:pPr>
         <w:pStyle w:val="ListBullet"/>
@@ -292,7 +219,7 @@
           <w:rFonts w:ascii="나눔고딕" w:hAnsi="나눔고딕" w:eastAsia="나눔고딕"/>
           <w:sz w:val="21"/>
         </w:rPr>
-        <w:t>2. 메뉴 : 전자세금계산서 &gt; 건별발급 클릭</w:t>
+        <w:t>2. 전자세금계산서 &gt; 건별발급 메뉴 선택</w:t>
       </w:r>
     </w:p>
     <w:p>
@@ -320,7 +247,7 @@
           <w:rFonts w:ascii="나눔고딕" w:hAnsi="나눔고딕" w:eastAsia="나눔고딕"/>
           <w:sz w:val="21"/>
         </w:rPr>
-        <w:t>4. 작성일자 / 공급가액 / 세액 입력 (세액 = 공급가액 × 10%)</w:t>
+        <w:t>4. 작성일자 / 공급가액 / 세액(공급가액 × 10%) / 품목 입력 후 [발급]</w:t>
       </w:r>
     </w:p>
     <w:p>
@@ -334,35 +261,7 @@
           <w:rFonts w:ascii="나눔고딕" w:hAnsi="나눔고딕" w:eastAsia="나눔고딕"/>
           <w:sz w:val="21"/>
         </w:rPr>
-        <w:t>5. 품목명·수량·단가 입력 후 [발급] 버튼 클릭</w:t>
-      </w:r>
-    </w:p>
-    <w:p>
-      <w:pPr>
-        <w:pStyle w:val="ListBullet"/>
-        <w:spacing w:after="40"/>
-        <w:ind w:left="454"/>
-      </w:pPr>
-      <w:r>
-        <w:rPr>
-          <w:rFonts w:ascii="나눔고딕" w:hAnsi="나눔고딕" w:eastAsia="나눔고딕"/>
-          <w:sz w:val="21"/>
-        </w:rPr>
-        <w:t>6. 발급 완료 → 상대방 이메일 자동 전송 확인</w:t>
-      </w:r>
-    </w:p>
-    <w:p>
-      <w:pPr>
-        <w:pStyle w:val="ListBullet"/>
-        <w:spacing w:after="40"/>
-        <w:ind w:left="454"/>
-      </w:pPr>
-      <w:r>
-        <w:rPr>
-          <w:rFonts w:ascii="나눔고딕" w:hAnsi="나눔고딕" w:eastAsia="나눔고딕"/>
-          <w:sz w:val="21"/>
-        </w:rPr>
-        <w:t>7. 발급된 세금계산서 PDF 저장 → '세금계산서/YYYY-MM' 폴더 보관</w:t>
+        <w:t>5. 발급 완료 후 PDF 저장 → '세금계산서/YYYY-MM' 폴더 보관</w:t>
       </w:r>
     </w:p>
     <w:p/>
@@ -373,7 +272,7 @@
       <w:r>
         <w:drawing>
           <wp:inline xmlns:a="http://schemas.openxmlformats.org/drawingml/2006/main" xmlns:pic="http://schemas.openxmlformats.org/drawingml/2006/picture">
-            <wp:extent cx="5220000" cy="2884737"/>
+            <wp:extent cx="5220000" cy="2472632"/>
             <wp:docPr id="1" name="Picture 1"/>
             <wp:cNvGraphicFramePr>
               <a:graphicFrameLocks noChangeAspect="1"/>
@@ -394,7 +293,7 @@
                   <pic:spPr>
                     <a:xfrm>
                       <a:off x="0" y="0"/>
-                      <a:ext cx="5220000" cy="2884737"/>
+                      <a:ext cx="5220000" cy="2472632"/>
                     </a:xfrm>
                     <a:prstGeom prst="rect"/>
                   </pic:spPr>
@@ -427,10 +326,11 @@
       <w:r>
         <w:rPr>
           <w:rFonts w:ascii="나눔고딕" w:hAnsi="나눔고딕" w:eastAsia="나눔고딕"/>
-          <w:b/>
+          <w:b w:val="0"/>
+          <w:color w:val="B04000"/>
           <w:sz w:val="21"/>
         </w:rPr>
-        <w:t>■ 유의사항</w:t>
+        <w:t>※ 오기재 수정 : 전자세금계산서 &gt; 수정발급 메뉴 이용</w:t>
       </w:r>
     </w:p>
     <w:p>
@@ -445,315 +345,9 @@
           <w:color w:val="B04000"/>
           <w:sz w:val="21"/>
         </w:rPr>
-        <w:t>⚠ 발급 마감 : 공급일 다음달 10일까지</w:t>
+        <w:t>※ 면세 거래 : 부가세 없는 전자계산서(별도 메뉴)로 발급</w:t>
       </w:r>
     </w:p>
-    <w:p>
-      <w:pPr>
-        <w:spacing w:after="60"/>
-        <w:ind w:left="170"/>
-      </w:pPr>
-      <w:r>
-        <w:rPr>
-          <w:rFonts w:ascii="나눔고딕" w:hAnsi="나눔고딕" w:eastAsia="나눔고딕"/>
-          <w:b w:val="0"/>
-          <w:color w:val="B04000"/>
-          <w:sz w:val="21"/>
-        </w:rPr>
-        <w:t>⚠ 수정세금계산서 : 오기재 발생 시 메뉴 &gt; 수정발급</w:t>
-      </w:r>
-    </w:p>
-    <w:p>
-      <w:pPr>
-        <w:spacing w:after="60"/>
-        <w:ind w:left="170"/>
-      </w:pPr>
-      <w:r>
-        <w:rPr>
-          <w:rFonts w:ascii="나눔고딕" w:hAnsi="나눔고딕" w:eastAsia="나눔고딕"/>
-          <w:b w:val="0"/>
-          <w:color w:val="B04000"/>
-          <w:sz w:val="21"/>
-        </w:rPr>
-        <w:t>⚠ 매입세금계산서 : 상대방 발급본 홈택스에서 수신 확인 후 보관</w:t>
-      </w:r>
-    </w:p>
-    <w:p>
-      <w:pPr>
-        <w:spacing w:after="60"/>
-        <w:ind w:left="170"/>
-      </w:pPr>
-      <w:r>
-        <w:rPr>
-          <w:rFonts w:ascii="나눔고딕" w:hAnsi="나눔고딕" w:eastAsia="나눔고딕"/>
-          <w:b w:val="0"/>
-          <w:color w:val="B04000"/>
-          <w:sz w:val="21"/>
-        </w:rPr>
-        <w:t>⚠ 면세 거래 : 계산서(부가세 없음)로 발급 (전자계산서 메뉴 별도)</w:t>
-      </w:r>
-    </w:p>
-    <w:p>
-      <w:pPr>
-        <w:spacing w:after="60"/>
-        <w:ind w:left="170"/>
-      </w:pPr>
-      <w:r>
-        <w:rPr>
-          <w:rFonts w:ascii="나눔고딕" w:hAnsi="나눔고딕" w:eastAsia="나눔고딕"/>
-          <w:b/>
-          <w:sz w:val="21"/>
-        </w:rPr>
-        <w:t>■ 발급 체크리스트</w:t>
-      </w:r>
-    </w:p>
-    <w:tbl>
-      <w:tblPr>
-        <w:tblStyle w:val="TableGrid"/>
-        <w:tblW w:type="auto" w:w="0"/>
-        <w:jc w:val="center"/>
-        <w:tblLook w:firstColumn="1" w:firstRow="1" w:lastColumn="0" w:lastRow="0" w:noHBand="0" w:noVBand="1" w:val="04A0"/>
-      </w:tblPr>
-      <w:tblGrid>
-        <w:gridCol w:w="4536"/>
-        <w:gridCol w:w="4536"/>
-      </w:tblGrid>
-      <w:tr>
-        <w:tc>
-          <w:tcPr>
-            <w:tcW w:type="dxa" w:w="1134"/>
-            <w:shd w:val="clear" w:color="auto" w:fill="1e4fa0"/>
-          </w:tcPr>
-          <w:p>
-            <w:pPr>
-              <w:jc w:val="center"/>
-            </w:pPr>
-            <w:r>
-              <w:rPr>
-                <w:rFonts w:ascii="나눔고딕" w:hAnsi="나눔고딕" w:eastAsia="나눔고딕"/>
-                <w:b/>
-                <w:color w:val="FFFFFF"/>
-                <w:sz w:val="20"/>
-              </w:rPr>
-              <w:t>체크</w:t>
-            </w:r>
-          </w:p>
-        </w:tc>
-        <w:tc>
-          <w:tcPr>
-            <w:tcW w:type="dxa" w:w="7370"/>
-            <w:shd w:val="clear" w:color="auto" w:fill="1e4fa0"/>
-          </w:tcPr>
-          <w:p>
-            <w:pPr>
-              <w:jc w:val="center"/>
-            </w:pPr>
-            <w:r>
-              <w:rPr>
-                <w:rFonts w:ascii="나눔고딕" w:hAnsi="나눔고딕" w:eastAsia="나눔고딕"/>
-                <w:b/>
-                <w:color w:val="FFFFFF"/>
-                <w:sz w:val="20"/>
-              </w:rPr>
-              <w:t>업무 내용</w:t>
-            </w:r>
-          </w:p>
-        </w:tc>
-      </w:tr>
-      <w:tr>
-        <w:tc>
-          <w:tcPr>
-            <w:tcW w:type="dxa" w:w="1134"/>
-            <w:shd w:val="clear" w:color="auto" w:fill="F5F8FC"/>
-          </w:tcPr>
-          <w:p>
-            <w:r>
-              <w:rPr>
-                <w:rFonts w:ascii="나눔고딕" w:hAnsi="나눔고딕" w:eastAsia="나눔고딕"/>
-                <w:sz w:val="20"/>
-              </w:rPr>
-              <w:t>☐</w:t>
-            </w:r>
-          </w:p>
-        </w:tc>
-        <w:tc>
-          <w:tcPr>
-            <w:tcW w:type="dxa" w:w="7370"/>
-            <w:shd w:val="clear" w:color="auto" w:fill="F5F8FC"/>
-          </w:tcPr>
-          <w:p>
-            <w:r>
-              <w:rPr>
-                <w:rFonts w:ascii="나눔고딕" w:hAnsi="나눔고딕" w:eastAsia="나눔고딕"/>
-                <w:sz w:val="20"/>
-              </w:rPr>
-              <w:t>공급받는자 사업자등록번호 및 상호 정확히 입력</w:t>
-            </w:r>
-          </w:p>
-        </w:tc>
-      </w:tr>
-      <w:tr>
-        <w:tc>
-          <w:tcPr>
-            <w:tcW w:type="dxa" w:w="1134"/>
-            <w:shd w:val="clear" w:color="auto" w:fill="EEF2FA"/>
-          </w:tcPr>
-          <w:p>
-            <w:r>
-              <w:rPr>
-                <w:rFonts w:ascii="나눔고딕" w:hAnsi="나눔고딕" w:eastAsia="나눔고딕"/>
-                <w:sz w:val="20"/>
-              </w:rPr>
-              <w:t>☐</w:t>
-            </w:r>
-          </w:p>
-        </w:tc>
-        <w:tc>
-          <w:tcPr>
-            <w:tcW w:type="dxa" w:w="7370"/>
-            <w:shd w:val="clear" w:color="auto" w:fill="EEF2FA"/>
-          </w:tcPr>
-          <w:p>
-            <w:r>
-              <w:rPr>
-                <w:rFonts w:ascii="나눔고딕" w:hAnsi="나눔고딕" w:eastAsia="나눔고딕"/>
-                <w:sz w:val="20"/>
-              </w:rPr>
-              <w:t>공급가액·세액 금액 확인 (세액 = 공급가액 × 10%)</w:t>
-            </w:r>
-          </w:p>
-        </w:tc>
-      </w:tr>
-      <w:tr>
-        <w:tc>
-          <w:tcPr>
-            <w:tcW w:type="dxa" w:w="1134"/>
-            <w:shd w:val="clear" w:color="auto" w:fill="F5F8FC"/>
-          </w:tcPr>
-          <w:p>
-            <w:r>
-              <w:rPr>
-                <w:rFonts w:ascii="나눔고딕" w:hAnsi="나눔고딕" w:eastAsia="나눔고딕"/>
-                <w:sz w:val="20"/>
-              </w:rPr>
-              <w:t>☐</w:t>
-            </w:r>
-          </w:p>
-        </w:tc>
-        <w:tc>
-          <w:tcPr>
-            <w:tcW w:type="dxa" w:w="7370"/>
-            <w:shd w:val="clear" w:color="auto" w:fill="F5F8FC"/>
-          </w:tcPr>
-          <w:p>
-            <w:r>
-              <w:rPr>
-                <w:rFonts w:ascii="나눔고딕" w:hAnsi="나눔고딕" w:eastAsia="나눔고딕"/>
-                <w:sz w:val="20"/>
-              </w:rPr>
-              <w:t>작성일자 = 실제 거래일 기준</w:t>
-            </w:r>
-          </w:p>
-        </w:tc>
-      </w:tr>
-      <w:tr>
-        <w:tc>
-          <w:tcPr>
-            <w:tcW w:type="dxa" w:w="1134"/>
-            <w:shd w:val="clear" w:color="auto" w:fill="EEF2FA"/>
-          </w:tcPr>
-          <w:p>
-            <w:r>
-              <w:rPr>
-                <w:rFonts w:ascii="나눔고딕" w:hAnsi="나눔고딕" w:eastAsia="나눔고딕"/>
-                <w:sz w:val="20"/>
-              </w:rPr>
-              <w:t>☐</w:t>
-            </w:r>
-          </w:p>
-        </w:tc>
-        <w:tc>
-          <w:tcPr>
-            <w:tcW w:type="dxa" w:w="7370"/>
-            <w:shd w:val="clear" w:color="auto" w:fill="EEF2FA"/>
-          </w:tcPr>
-          <w:p>
-            <w:r>
-              <w:rPr>
-                <w:rFonts w:ascii="나눔고딕" w:hAnsi="나눔고딕" w:eastAsia="나눔고딕"/>
-                <w:sz w:val="20"/>
-              </w:rPr>
-              <w:t>발급 완료 후 상대방 수신 여부 확인</w:t>
-            </w:r>
-          </w:p>
-        </w:tc>
-      </w:tr>
-      <w:tr>
-        <w:tc>
-          <w:tcPr>
-            <w:tcW w:type="dxa" w:w="1134"/>
-            <w:shd w:val="clear" w:color="auto" w:fill="F5F8FC"/>
-          </w:tcPr>
-          <w:p>
-            <w:r>
-              <w:rPr>
-                <w:rFonts w:ascii="나눔고딕" w:hAnsi="나눔고딕" w:eastAsia="나눔고딕"/>
-                <w:sz w:val="20"/>
-              </w:rPr>
-              <w:t>☐</w:t>
-            </w:r>
-          </w:p>
-        </w:tc>
-        <w:tc>
-          <w:tcPr>
-            <w:tcW w:type="dxa" w:w="7370"/>
-            <w:shd w:val="clear" w:color="auto" w:fill="F5F8FC"/>
-          </w:tcPr>
-          <w:p>
-            <w:r>
-              <w:rPr>
-                <w:rFonts w:ascii="나눔고딕" w:hAnsi="나눔고딕" w:eastAsia="나눔고딕"/>
-                <w:sz w:val="20"/>
-              </w:rPr>
-              <w:t>PDF 저장 후 지정 폴더에 보관</w:t>
-            </w:r>
-          </w:p>
-        </w:tc>
-      </w:tr>
-      <w:tr>
-        <w:tc>
-          <w:tcPr>
-            <w:tcW w:type="dxa" w:w="1134"/>
-            <w:shd w:val="clear" w:color="auto" w:fill="EEF2FA"/>
-          </w:tcPr>
-          <w:p>
-            <w:r>
-              <w:rPr>
-                <w:rFonts w:ascii="나눔고딕" w:hAnsi="나눔고딕" w:eastAsia="나눔고딕"/>
-                <w:sz w:val="20"/>
-              </w:rPr>
-              <w:t>☐</w:t>
-            </w:r>
-          </w:p>
-        </w:tc>
-        <w:tc>
-          <w:tcPr>
-            <w:tcW w:type="dxa" w:w="7370"/>
-            <w:shd w:val="clear" w:color="auto" w:fill="EEF2FA"/>
-          </w:tcPr>
-          <w:p>
-            <w:r>
-              <w:rPr>
-                <w:rFonts w:ascii="나눔고딕" w:hAnsi="나눔고딕" w:eastAsia="나눔고딕"/>
-                <w:sz w:val="20"/>
-              </w:rPr>
-              <w:t>익월 10일 마감 전 전체 발급 완료 확인</w:t>
-            </w:r>
-          </w:p>
-        </w:tc>
-      </w:tr>
-    </w:tbl>
-    <w:p/>
     <w:p>
       <w:r>
         <w:br w:type="page"/>
@@ -775,9 +369,6 @@
             <w:shd w:val="clear" w:color="auto" w:fill="1a7a40"/>
           </w:tcPr>
           <w:p>
-            <w:pPr>
-              <w:jc w:val="left"/>
-            </w:pPr>
             <w:r>
               <w:rPr>
                 <w:rFonts w:ascii="나눔고딕" w:hAnsi="나눔고딕" w:eastAsia="나눔고딕"/>
@@ -803,352 +394,23 @@
           <w:b/>
           <w:sz w:val="21"/>
         </w:rPr>
-        <w:t>■ 4대 사회보험료 납부</w:t>
+        <w:t>■ 4대 사회보험료</w:t>
       </w:r>
     </w:p>
-    <w:tbl>
-      <w:tblPr>
-        <w:tblStyle w:val="TableGrid"/>
-        <w:tblW w:type="auto" w:w="0"/>
-        <w:jc w:val="center"/>
-        <w:tblLook w:firstColumn="1" w:firstRow="1" w:lastColumn="0" w:lastRow="0" w:noHBand="0" w:noVBand="1" w:val="04A0"/>
-      </w:tblPr>
-      <w:tblGrid>
-        <w:gridCol w:w="2268"/>
-        <w:gridCol w:w="2268"/>
-        <w:gridCol w:w="2268"/>
-        <w:gridCol w:w="2268"/>
-      </w:tblGrid>
-      <w:tr>
-        <w:tc>
-          <w:tcPr>
-            <w:tcW w:type="dxa" w:w="1701"/>
-            <w:shd w:val="clear" w:color="auto" w:fill="1a7a40"/>
-          </w:tcPr>
-          <w:p>
-            <w:pPr>
-              <w:jc w:val="center"/>
-            </w:pPr>
-            <w:r>
-              <w:rPr>
-                <w:rFonts w:ascii="나눔고딕" w:hAnsi="나눔고딕" w:eastAsia="나눔고딕"/>
-                <w:b/>
-                <w:color w:val="FFFFFF"/>
-                <w:sz w:val="20"/>
-              </w:rPr>
-              <w:t>보험 종류</w:t>
-            </w:r>
-          </w:p>
-        </w:tc>
-        <w:tc>
-          <w:tcPr>
-            <w:tcW w:type="dxa" w:w="1701"/>
-            <w:shd w:val="clear" w:color="auto" w:fill="1a7a40"/>
-          </w:tcPr>
-          <w:p>
-            <w:pPr>
-              <w:jc w:val="center"/>
-            </w:pPr>
-            <w:r>
-              <w:rPr>
-                <w:rFonts w:ascii="나눔고딕" w:hAnsi="나눔고딕" w:eastAsia="나눔고딕"/>
-                <w:b/>
-                <w:color w:val="FFFFFF"/>
-                <w:sz w:val="20"/>
-              </w:rPr>
-              <w:t>납부 기한</w:t>
-            </w:r>
-          </w:p>
-        </w:tc>
-        <w:tc>
-          <w:tcPr>
-            <w:tcW w:type="dxa" w:w="3118"/>
-            <w:shd w:val="clear" w:color="auto" w:fill="1a7a40"/>
-          </w:tcPr>
-          <w:p>
-            <w:pPr>
-              <w:jc w:val="center"/>
-            </w:pPr>
-            <w:r>
-              <w:rPr>
-                <w:rFonts w:ascii="나눔고딕" w:hAnsi="나눔고딕" w:eastAsia="나눔고딕"/>
-                <w:b/>
-                <w:color w:val="FFFFFF"/>
-                <w:sz w:val="20"/>
-              </w:rPr>
-              <w:t>납부처</w:t>
-            </w:r>
-          </w:p>
-        </w:tc>
-        <w:tc>
-          <w:tcPr>
-            <w:tcW w:type="dxa" w:w="2551"/>
-            <w:shd w:val="clear" w:color="auto" w:fill="1a7a40"/>
-          </w:tcPr>
-          <w:p>
-            <w:pPr>
-              <w:jc w:val="center"/>
-            </w:pPr>
-            <w:r>
-              <w:rPr>
-                <w:rFonts w:ascii="나눔고딕" w:hAnsi="나눔고딕" w:eastAsia="나눔고딕"/>
-                <w:b/>
-                <w:color w:val="FFFFFF"/>
-                <w:sz w:val="20"/>
-              </w:rPr>
-              <w:t>비고</w:t>
-            </w:r>
-          </w:p>
-        </w:tc>
-      </w:tr>
-      <w:tr>
-        <w:tc>
-          <w:tcPr>
-            <w:tcW w:type="dxa" w:w="1701"/>
-            <w:shd w:val="clear" w:color="auto" w:fill="F5F8FC"/>
-          </w:tcPr>
-          <w:p>
-            <w:r>
-              <w:rPr>
-                <w:rFonts w:ascii="나눔고딕" w:hAnsi="나눔고딕" w:eastAsia="나눔고딕"/>
-                <w:sz w:val="20"/>
-              </w:rPr>
-              <w:t>건강보험</w:t>
-            </w:r>
-          </w:p>
-        </w:tc>
-        <w:tc>
-          <w:tcPr>
-            <w:tcW w:type="dxa" w:w="1701"/>
-            <w:shd w:val="clear" w:color="auto" w:fill="F5F8FC"/>
-          </w:tcPr>
-          <w:p>
-            <w:r>
-              <w:rPr>
-                <w:rFonts w:ascii="나눔고딕" w:hAnsi="나눔고딕" w:eastAsia="나눔고딕"/>
-                <w:sz w:val="20"/>
-              </w:rPr>
-              <w:t>매월 10일</w:t>
-            </w:r>
-          </w:p>
-        </w:tc>
-        <w:tc>
-          <w:tcPr>
-            <w:tcW w:type="dxa" w:w="3118"/>
-            <w:shd w:val="clear" w:color="auto" w:fill="F5F8FC"/>
-          </w:tcPr>
-          <w:p>
-            <w:r>
-              <w:rPr>
-                <w:rFonts w:ascii="나눔고딕" w:hAnsi="나눔고딕" w:eastAsia="나눔고딕"/>
-                <w:sz w:val="20"/>
-              </w:rPr>
-              <w:t>건강보험공단 가상계좌</w:t>
-            </w:r>
-          </w:p>
-        </w:tc>
-        <w:tc>
-          <w:tcPr>
-            <w:tcW w:type="dxa" w:w="2551"/>
-            <w:shd w:val="clear" w:color="auto" w:fill="F5F8FC"/>
-          </w:tcPr>
-          <w:p>
-            <w:r>
-              <w:rPr>
-                <w:rFonts w:ascii="나눔고딕" w:hAnsi="나눔고딕" w:eastAsia="나눔고딕"/>
-                <w:sz w:val="20"/>
-              </w:rPr>
-              <w:t>장기요양보험 포함</w:t>
-            </w:r>
-          </w:p>
-        </w:tc>
-      </w:tr>
-      <w:tr>
-        <w:tc>
-          <w:tcPr>
-            <w:tcW w:type="dxa" w:w="1701"/>
-            <w:shd w:val="clear" w:color="auto" w:fill="EEF2FA"/>
-          </w:tcPr>
-          <w:p>
-            <w:r>
-              <w:rPr>
-                <w:rFonts w:ascii="나눔고딕" w:hAnsi="나눔고딕" w:eastAsia="나눔고딕"/>
-                <w:sz w:val="20"/>
-              </w:rPr>
-              <w:t>국민연금</w:t>
-            </w:r>
-          </w:p>
-        </w:tc>
-        <w:tc>
-          <w:tcPr>
-            <w:tcW w:type="dxa" w:w="1701"/>
-            <w:shd w:val="clear" w:color="auto" w:fill="EEF2FA"/>
-          </w:tcPr>
-          <w:p>
-            <w:r>
-              <w:rPr>
-                <w:rFonts w:ascii="나눔고딕" w:hAnsi="나눔고딕" w:eastAsia="나눔고딕"/>
-                <w:sz w:val="20"/>
-              </w:rPr>
-              <w:t>매월 말일</w:t>
-            </w:r>
-          </w:p>
-        </w:tc>
-        <w:tc>
-          <w:tcPr>
-            <w:tcW w:type="dxa" w:w="3118"/>
-            <w:shd w:val="clear" w:color="auto" w:fill="EEF2FA"/>
-          </w:tcPr>
-          <w:p>
-            <w:r>
-              <w:rPr>
-                <w:rFonts w:ascii="나눔고딕" w:hAnsi="나눔고딕" w:eastAsia="나눔고딕"/>
-                <w:sz w:val="20"/>
-              </w:rPr>
-              <w:t>국민연금공단 가상계좌</w:t>
-            </w:r>
-          </w:p>
-        </w:tc>
-        <w:tc>
-          <w:tcPr>
-            <w:tcW w:type="dxa" w:w="2551"/>
-            <w:shd w:val="clear" w:color="auto" w:fill="EEF2FA"/>
-          </w:tcPr>
-          <w:p>
-            <w:r>
-              <w:rPr>
-                <w:rFonts w:ascii="나눔고딕" w:hAnsi="나눔고딕" w:eastAsia="나눔고딕"/>
-                <w:sz w:val="20"/>
-              </w:rPr>
-            </w:r>
-          </w:p>
-        </w:tc>
-      </w:tr>
-      <w:tr>
-        <w:tc>
-          <w:tcPr>
-            <w:tcW w:type="dxa" w:w="1701"/>
-            <w:shd w:val="clear" w:color="auto" w:fill="F5F8FC"/>
-          </w:tcPr>
-          <w:p>
-            <w:r>
-              <w:rPr>
-                <w:rFonts w:ascii="나눔고딕" w:hAnsi="나눔고딕" w:eastAsia="나눔고딕"/>
-                <w:sz w:val="20"/>
-              </w:rPr>
-              <w:t>고용보험</w:t>
-            </w:r>
-          </w:p>
-        </w:tc>
-        <w:tc>
-          <w:tcPr>
-            <w:tcW w:type="dxa" w:w="1701"/>
-            <w:shd w:val="clear" w:color="auto" w:fill="F5F8FC"/>
-          </w:tcPr>
-          <w:p>
-            <w:r>
-              <w:rPr>
-                <w:rFonts w:ascii="나눔고딕" w:hAnsi="나눔고딕" w:eastAsia="나눔고딕"/>
-                <w:sz w:val="20"/>
-              </w:rPr>
-              <w:t>매월 말일</w:t>
-            </w:r>
-          </w:p>
-        </w:tc>
-        <w:tc>
-          <w:tcPr>
-            <w:tcW w:type="dxa" w:w="3118"/>
-            <w:shd w:val="clear" w:color="auto" w:fill="F5F8FC"/>
-          </w:tcPr>
-          <w:p>
-            <w:r>
-              <w:rPr>
-                <w:rFonts w:ascii="나눔고딕" w:hAnsi="나눔고딕" w:eastAsia="나눔고딕"/>
-                <w:sz w:val="20"/>
-              </w:rPr>
-              <w:t>근로복지공단 가상계좌</w:t>
-            </w:r>
-          </w:p>
-        </w:tc>
-        <w:tc>
-          <w:tcPr>
-            <w:tcW w:type="dxa" w:w="2551"/>
-            <w:shd w:val="clear" w:color="auto" w:fill="F5F8FC"/>
-          </w:tcPr>
-          <w:p>
-            <w:r>
-              <w:rPr>
-                <w:rFonts w:ascii="나눔고딕" w:hAnsi="나눔고딕" w:eastAsia="나눔고딕"/>
-                <w:sz w:val="20"/>
-              </w:rPr>
-              <w:t>산재보험 동시 납부</w:t>
-            </w:r>
-          </w:p>
-        </w:tc>
-      </w:tr>
-      <w:tr>
-        <w:tc>
-          <w:tcPr>
-            <w:tcW w:type="dxa" w:w="1701"/>
-            <w:shd w:val="clear" w:color="auto" w:fill="EEF2FA"/>
-          </w:tcPr>
-          <w:p>
-            <w:r>
-              <w:rPr>
-                <w:rFonts w:ascii="나눔고딕" w:hAnsi="나눔고딕" w:eastAsia="나눔고딕"/>
-                <w:sz w:val="20"/>
-              </w:rPr>
-              <w:t>산재보험</w:t>
-            </w:r>
-          </w:p>
-        </w:tc>
-        <w:tc>
-          <w:tcPr>
-            <w:tcW w:type="dxa" w:w="1701"/>
-            <w:shd w:val="clear" w:color="auto" w:fill="EEF2FA"/>
-          </w:tcPr>
-          <w:p>
-            <w:r>
-              <w:rPr>
-                <w:rFonts w:ascii="나눔고딕" w:hAnsi="나눔고딕" w:eastAsia="나눔고딕"/>
-                <w:sz w:val="20"/>
-              </w:rPr>
-              <w:t>매월 말일</w:t>
-            </w:r>
-          </w:p>
-        </w:tc>
-        <w:tc>
-          <w:tcPr>
-            <w:tcW w:type="dxa" w:w="3118"/>
-            <w:shd w:val="clear" w:color="auto" w:fill="EEF2FA"/>
-          </w:tcPr>
-          <w:p>
-            <w:r>
-              <w:rPr>
-                <w:rFonts w:ascii="나눔고딕" w:hAnsi="나눔고딕" w:eastAsia="나눔고딕"/>
-                <w:sz w:val="20"/>
-              </w:rPr>
-              <w:t>근로복지공단 가상계좌</w:t>
-            </w:r>
-          </w:p>
-        </w:tc>
-        <w:tc>
-          <w:tcPr>
-            <w:tcW w:type="dxa" w:w="2551"/>
-            <w:shd w:val="clear" w:color="auto" w:fill="EEF2FA"/>
-          </w:tcPr>
-          <w:p>
-            <w:r>
-              <w:rPr>
-                <w:rFonts w:ascii="나눔고딕" w:hAnsi="나눔고딕" w:eastAsia="나눔고딕"/>
-                <w:sz w:val="20"/>
-              </w:rPr>
-            </w:r>
-          </w:p>
-        </w:tc>
-      </w:tr>
-    </w:tbl>
-    <w:p/>
+    <w:p>
+      <w:pPr>
+        <w:spacing w:after="60"/>
+        <w:ind w:left="170"/>
+      </w:pPr>
+      <w:r>
+        <w:rPr>
+          <w:rFonts w:ascii="나눔고딕" w:hAnsi="나눔고딕" w:eastAsia="나눔고딕"/>
+          <w:b w:val="0"/>
+          <w:sz w:val="21"/>
+        </w:rPr>
+        <w:t>4대사회보험 정보연계센터(4insure.or.kr) &gt; 사업장 업무 &gt; 보험료 조회·납부에서 매월 고지서를 확인하고 가상계좌 또는 인터넷뱅킹으로 납부합니다.</w:t>
+      </w:r>
+    </w:p>
     <w:p>
       <w:pPr>
         <w:spacing w:after="60"/>
@@ -1160,415 +422,51 @@
           <w:b/>
           <w:sz w:val="21"/>
         </w:rPr>
-        <w:t>■ 국세 납부 일정</w:t>
+        <w:t>■ 국세 납부</w:t>
       </w:r>
     </w:p>
-    <w:tbl>
-      <w:tblPr>
-        <w:tblStyle w:val="TableGrid"/>
-        <w:tblW w:type="auto" w:w="0"/>
-        <w:jc w:val="center"/>
-        <w:tblLook w:firstColumn="1" w:firstRow="1" w:lastColumn="0" w:lastRow="0" w:noHBand="0" w:noVBand="1" w:val="04A0"/>
-      </w:tblPr>
-      <w:tblGrid>
-        <w:gridCol w:w="2268"/>
-        <w:gridCol w:w="2268"/>
-        <w:gridCol w:w="2268"/>
-        <w:gridCol w:w="2268"/>
-      </w:tblGrid>
-      <w:tr>
-        <w:tc>
-          <w:tcPr>
-            <w:tcW w:type="dxa" w:w="1701"/>
-            <w:shd w:val="clear" w:color="auto" w:fill="1a7a40"/>
-          </w:tcPr>
-          <w:p>
-            <w:pPr>
-              <w:jc w:val="center"/>
-            </w:pPr>
-            <w:r>
-              <w:rPr>
-                <w:rFonts w:ascii="나눔고딕" w:hAnsi="나눔고딕" w:eastAsia="나눔고딕"/>
-                <w:b/>
-                <w:color w:val="FFFFFF"/>
-                <w:sz w:val="20"/>
-              </w:rPr>
-              <w:t>시기</w:t>
-            </w:r>
-          </w:p>
-        </w:tc>
-        <w:tc>
-          <w:tcPr>
-            <w:tcW w:type="dxa" w:w="2835"/>
-            <w:shd w:val="clear" w:color="auto" w:fill="1a7a40"/>
-          </w:tcPr>
-          <w:p>
-            <w:pPr>
-              <w:jc w:val="center"/>
-            </w:pPr>
-            <w:r>
-              <w:rPr>
-                <w:rFonts w:ascii="나눔고딕" w:hAnsi="나눔고딕" w:eastAsia="나눔고딕"/>
-                <w:b/>
-                <w:color w:val="FFFFFF"/>
-                <w:sz w:val="20"/>
-              </w:rPr>
-              <w:t>업무</w:t>
-            </w:r>
-          </w:p>
-        </w:tc>
-        <w:tc>
-          <w:tcPr>
-            <w:tcW w:type="dxa" w:w="2835"/>
-            <w:shd w:val="clear" w:color="auto" w:fill="1a7a40"/>
-          </w:tcPr>
-          <w:p>
-            <w:pPr>
-              <w:jc w:val="center"/>
-            </w:pPr>
-            <w:r>
-              <w:rPr>
-                <w:rFonts w:ascii="나눔고딕" w:hAnsi="나눔고딕" w:eastAsia="나눔고딕"/>
-                <w:b/>
-                <w:color w:val="FFFFFF"/>
-                <w:sz w:val="20"/>
-              </w:rPr>
-              <w:t>담당 시스템</w:t>
-            </w:r>
-          </w:p>
-        </w:tc>
-        <w:tc>
-          <w:tcPr>
-            <w:tcW w:type="dxa" w:w="1701"/>
-            <w:shd w:val="clear" w:color="auto" w:fill="1a7a40"/>
-          </w:tcPr>
-          <w:p>
-            <w:pPr>
-              <w:jc w:val="center"/>
-            </w:pPr>
-            <w:r>
-              <w:rPr>
-                <w:rFonts w:ascii="나눔고딕" w:hAnsi="나눔고딕" w:eastAsia="나눔고딕"/>
-                <w:b/>
-                <w:color w:val="FFFFFF"/>
-                <w:sz w:val="20"/>
-              </w:rPr>
-              <w:t>비고</w:t>
-            </w:r>
-          </w:p>
-        </w:tc>
-      </w:tr>
-      <w:tr>
-        <w:tc>
-          <w:tcPr>
-            <w:tcW w:type="dxa" w:w="1701"/>
-            <w:shd w:val="clear" w:color="auto" w:fill="F5F8FC"/>
-          </w:tcPr>
-          <w:p>
-            <w:r>
-              <w:rPr>
-                <w:rFonts w:ascii="나눔고딕" w:hAnsi="나눔고딕" w:eastAsia="나눔고딕"/>
-                <w:sz w:val="20"/>
-              </w:rPr>
-              <w:t>1월 / 7월</w:t>
-            </w:r>
-          </w:p>
-        </w:tc>
-        <w:tc>
-          <w:tcPr>
-            <w:tcW w:type="dxa" w:w="2835"/>
-            <w:shd w:val="clear" w:color="auto" w:fill="F5F8FC"/>
-          </w:tcPr>
-          <w:p>
-            <w:r>
-              <w:rPr>
-                <w:rFonts w:ascii="나눔고딕" w:hAnsi="나눔고딕" w:eastAsia="나눔고딕"/>
-                <w:sz w:val="20"/>
-              </w:rPr>
-              <w:t>부가가치세 (법인)</w:t>
-            </w:r>
-          </w:p>
-        </w:tc>
-        <w:tc>
-          <w:tcPr>
-            <w:tcW w:type="dxa" w:w="2835"/>
-            <w:shd w:val="clear" w:color="auto" w:fill="F5F8FC"/>
-          </w:tcPr>
-          <w:p>
-            <w:r>
-              <w:rPr>
-                <w:rFonts w:ascii="나눔고딕" w:hAnsi="나눔고딕" w:eastAsia="나눔고딕"/>
-                <w:sz w:val="20"/>
-              </w:rPr>
-              <w:t>홈택스</w:t>
-            </w:r>
-          </w:p>
-        </w:tc>
-        <w:tc>
-          <w:tcPr>
-            <w:tcW w:type="dxa" w:w="1701"/>
-            <w:shd w:val="clear" w:color="auto" w:fill="F5F8FC"/>
-          </w:tcPr>
-          <w:p>
-            <w:r>
-              <w:rPr>
-                <w:rFonts w:ascii="나눔고딕" w:hAnsi="나눔고딕" w:eastAsia="나눔고딕"/>
-                <w:sz w:val="20"/>
-              </w:rPr>
-              <w:t>25일</w:t>
-            </w:r>
-          </w:p>
-        </w:tc>
-      </w:tr>
-      <w:tr>
-        <w:tc>
-          <w:tcPr>
-            <w:tcW w:type="dxa" w:w="1701"/>
-            <w:shd w:val="clear" w:color="auto" w:fill="EEF2FA"/>
-          </w:tcPr>
-          <w:p>
-            <w:r>
-              <w:rPr>
-                <w:rFonts w:ascii="나눔고딕" w:hAnsi="나눔고딕" w:eastAsia="나눔고딕"/>
-                <w:sz w:val="20"/>
-              </w:rPr>
-              <w:t>3월</w:t>
-            </w:r>
-          </w:p>
-        </w:tc>
-        <w:tc>
-          <w:tcPr>
-            <w:tcW w:type="dxa" w:w="2835"/>
-            <w:shd w:val="clear" w:color="auto" w:fill="EEF2FA"/>
-          </w:tcPr>
-          <w:p>
-            <w:r>
-              <w:rPr>
-                <w:rFonts w:ascii="나눔고딕" w:hAnsi="나눔고딕" w:eastAsia="나눔고딕"/>
-                <w:sz w:val="20"/>
-              </w:rPr>
-              <w:t>법인세</w:t>
-            </w:r>
-          </w:p>
-        </w:tc>
-        <w:tc>
-          <w:tcPr>
-            <w:tcW w:type="dxa" w:w="2835"/>
-            <w:shd w:val="clear" w:color="auto" w:fill="EEF2FA"/>
-          </w:tcPr>
-          <w:p>
-            <w:r>
-              <w:rPr>
-                <w:rFonts w:ascii="나눔고딕" w:hAnsi="나눔고딕" w:eastAsia="나눔고딕"/>
-                <w:sz w:val="20"/>
-              </w:rPr>
-              <w:t>홈택스</w:t>
-            </w:r>
-          </w:p>
-        </w:tc>
-        <w:tc>
-          <w:tcPr>
-            <w:tcW w:type="dxa" w:w="1701"/>
-            <w:shd w:val="clear" w:color="auto" w:fill="EEF2FA"/>
-          </w:tcPr>
-          <w:p>
-            <w:r>
-              <w:rPr>
-                <w:rFonts w:ascii="나눔고딕" w:hAnsi="나눔고딕" w:eastAsia="나눔고딕"/>
-                <w:sz w:val="20"/>
-              </w:rPr>
-              <w:t>31일</w:t>
-            </w:r>
-          </w:p>
-        </w:tc>
-      </w:tr>
-      <w:tr>
-        <w:tc>
-          <w:tcPr>
-            <w:tcW w:type="dxa" w:w="1701"/>
-            <w:shd w:val="clear" w:color="auto" w:fill="F5F8FC"/>
-          </w:tcPr>
-          <w:p>
-            <w:r>
-              <w:rPr>
-                <w:rFonts w:ascii="나눔고딕" w:hAnsi="나눔고딕" w:eastAsia="나눔고딕"/>
-                <w:sz w:val="20"/>
-              </w:rPr>
-              <w:t>5월</w:t>
-            </w:r>
-          </w:p>
-        </w:tc>
-        <w:tc>
-          <w:tcPr>
-            <w:tcW w:type="dxa" w:w="2835"/>
-            <w:shd w:val="clear" w:color="auto" w:fill="F5F8FC"/>
-          </w:tcPr>
-          <w:p>
-            <w:r>
-              <w:rPr>
-                <w:rFonts w:ascii="나눔고딕" w:hAnsi="나눔고딕" w:eastAsia="나눔고딕"/>
-                <w:sz w:val="20"/>
-              </w:rPr>
-              <w:t>종합소득세</w:t>
-            </w:r>
-          </w:p>
-        </w:tc>
-        <w:tc>
-          <w:tcPr>
-            <w:tcW w:type="dxa" w:w="2835"/>
-            <w:shd w:val="clear" w:color="auto" w:fill="F5F8FC"/>
-          </w:tcPr>
-          <w:p>
-            <w:r>
-              <w:rPr>
-                <w:rFonts w:ascii="나눔고딕" w:hAnsi="나눔고딕" w:eastAsia="나눔고딕"/>
-                <w:sz w:val="20"/>
-              </w:rPr>
-              <w:t>홈택스</w:t>
-            </w:r>
-          </w:p>
-        </w:tc>
-        <w:tc>
-          <w:tcPr>
-            <w:tcW w:type="dxa" w:w="1701"/>
-            <w:shd w:val="clear" w:color="auto" w:fill="F5F8FC"/>
-          </w:tcPr>
-          <w:p>
-            <w:r>
-              <w:rPr>
-                <w:rFonts w:ascii="나눔고딕" w:hAnsi="나눔고딕" w:eastAsia="나눔고딕"/>
-                <w:sz w:val="20"/>
-              </w:rPr>
-              <w:t>31일</w:t>
-            </w:r>
-          </w:p>
-        </w:tc>
-      </w:tr>
-      <w:tr>
-        <w:tc>
-          <w:tcPr>
-            <w:tcW w:type="dxa" w:w="1701"/>
-            <w:shd w:val="clear" w:color="auto" w:fill="EEF2FA"/>
-          </w:tcPr>
-          <w:p>
-            <w:r>
-              <w:rPr>
-                <w:rFonts w:ascii="나눔고딕" w:hAnsi="나눔고딕" w:eastAsia="나눔고딕"/>
-                <w:sz w:val="20"/>
-              </w:rPr>
-              <w:t>매월</w:t>
-            </w:r>
-          </w:p>
-        </w:tc>
-        <w:tc>
-          <w:tcPr>
-            <w:tcW w:type="dxa" w:w="2835"/>
-            <w:shd w:val="clear" w:color="auto" w:fill="EEF2FA"/>
-          </w:tcPr>
-          <w:p>
-            <w:r>
-              <w:rPr>
-                <w:rFonts w:ascii="나눔고딕" w:hAnsi="나눔고딕" w:eastAsia="나눔고딕"/>
-                <w:sz w:val="20"/>
-              </w:rPr>
-              <w:t>원천세 (소득세)</w:t>
-            </w:r>
-          </w:p>
-        </w:tc>
-        <w:tc>
-          <w:tcPr>
-            <w:tcW w:type="dxa" w:w="2835"/>
-            <w:shd w:val="clear" w:color="auto" w:fill="EEF2FA"/>
-          </w:tcPr>
-          <w:p>
-            <w:r>
-              <w:rPr>
-                <w:rFonts w:ascii="나눔고딕" w:hAnsi="나눔고딕" w:eastAsia="나눔고딕"/>
-                <w:sz w:val="20"/>
-              </w:rPr>
-              <w:t>홈택스</w:t>
-            </w:r>
-          </w:p>
-        </w:tc>
-        <w:tc>
-          <w:tcPr>
-            <w:tcW w:type="dxa" w:w="1701"/>
-            <w:shd w:val="clear" w:color="auto" w:fill="EEF2FA"/>
-          </w:tcPr>
-          <w:p>
-            <w:r>
-              <w:rPr>
-                <w:rFonts w:ascii="나눔고딕" w:hAnsi="나눔고딕" w:eastAsia="나눔고딕"/>
-                <w:sz w:val="20"/>
-              </w:rPr>
-              <w:t>다음달 10일</w:t>
-            </w:r>
-          </w:p>
-        </w:tc>
-      </w:tr>
-      <w:tr>
-        <w:tc>
-          <w:tcPr>
-            <w:tcW w:type="dxa" w:w="1701"/>
-            <w:shd w:val="clear" w:color="auto" w:fill="F5F8FC"/>
-          </w:tcPr>
-          <w:p>
-            <w:r>
-              <w:rPr>
-                <w:rFonts w:ascii="나눔고딕" w:hAnsi="나눔고딕" w:eastAsia="나눔고딕"/>
-                <w:sz w:val="20"/>
-              </w:rPr>
-              <w:t>매월</w:t>
-            </w:r>
-          </w:p>
-        </w:tc>
-        <w:tc>
-          <w:tcPr>
-            <w:tcW w:type="dxa" w:w="2835"/>
-            <w:shd w:val="clear" w:color="auto" w:fill="F5F8FC"/>
-          </w:tcPr>
-          <w:p>
-            <w:r>
-              <w:rPr>
-                <w:rFonts w:ascii="나눔고딕" w:hAnsi="나눔고딕" w:eastAsia="나눔고딕"/>
-                <w:sz w:val="20"/>
-              </w:rPr>
-              <w:t>지방소득세</w:t>
-            </w:r>
-          </w:p>
-        </w:tc>
-        <w:tc>
-          <w:tcPr>
-            <w:tcW w:type="dxa" w:w="2835"/>
-            <w:shd w:val="clear" w:color="auto" w:fill="F5F8FC"/>
-          </w:tcPr>
-          <w:p>
-            <w:r>
-              <w:rPr>
-                <w:rFonts w:ascii="나눔고딕" w:hAnsi="나눔고딕" w:eastAsia="나눔고딕"/>
-                <w:sz w:val="20"/>
-              </w:rPr>
-              <w:t>위택스</w:t>
-            </w:r>
-          </w:p>
-        </w:tc>
-        <w:tc>
-          <w:tcPr>
-            <w:tcW w:type="dxa" w:w="1701"/>
-            <w:shd w:val="clear" w:color="auto" w:fill="F5F8FC"/>
-          </w:tcPr>
-          <w:p>
-            <w:r>
-              <w:rPr>
-                <w:rFonts w:ascii="나눔고딕" w:hAnsi="나눔고딕" w:eastAsia="나눔고딕"/>
-                <w:sz w:val="20"/>
-              </w:rPr>
-              <w:t>원천세와 동일</w:t>
-            </w:r>
-          </w:p>
-        </w:tc>
-      </w:tr>
-    </w:tbl>
+    <w:p>
+      <w:pPr>
+        <w:spacing w:after="60"/>
+        <w:ind w:left="170"/>
+      </w:pPr>
+      <w:r>
+        <w:rPr>
+          <w:rFonts w:ascii="나눔고딕" w:hAnsi="나눔고딕" w:eastAsia="나눔고딕"/>
+          <w:b w:val="0"/>
+          <w:sz w:val="21"/>
+        </w:rPr>
+        <w:t>홈택스 &gt; 납부·고지·환급 &gt; 세금납부 메뉴에서 부가가치세·법인세·종합소득세·원천세 등을 납부합니다.</w:t>
+      </w:r>
+    </w:p>
+    <w:p>
+      <w:pPr>
+        <w:spacing w:after="60"/>
+        <w:ind w:left="170"/>
+      </w:pPr>
+      <w:r>
+        <w:rPr>
+          <w:rFonts w:ascii="나눔고딕" w:hAnsi="나눔고딕" w:eastAsia="나눔고딕"/>
+          <w:b/>
+          <w:sz w:val="21"/>
+        </w:rPr>
+        <w:t>■ 지방세 납부</w:t>
+      </w:r>
+    </w:p>
+    <w:p>
+      <w:pPr>
+        <w:spacing w:after="60"/>
+        <w:ind w:left="170"/>
+      </w:pPr>
+      <w:r>
+        <w:rPr>
+          <w:rFonts w:ascii="나눔고딕" w:hAnsi="나눔고딕" w:eastAsia="나눔고딕"/>
+          <w:b w:val="0"/>
+          <w:sz w:val="21"/>
+        </w:rPr>
+        <w:t>위택스(wetax.go.kr) &gt; 납부하기 메뉴에서 지방소득세 등을 납부합니다. 납부 완료 후 영수증 PDF를 저장해 보관합니다.</w:t>
+      </w:r>
+    </w:p>
     <w:p/>
     <w:p>
       <w:pPr>
@@ -1577,7 +475,7 @@
       <w:r>
         <w:drawing>
           <wp:inline xmlns:a="http://schemas.openxmlformats.org/drawingml/2006/main" xmlns:pic="http://schemas.openxmlformats.org/drawingml/2006/picture">
-            <wp:extent cx="5220000" cy="2884737"/>
+            <wp:extent cx="5220000" cy="2472632"/>
             <wp:docPr id="2" name="Picture 2"/>
             <wp:cNvGraphicFramePr>
               <a:graphicFrameLocks noChangeAspect="1"/>
@@ -1586,7 +484,7 @@
               <a:graphicData uri="http://schemas.openxmlformats.org/drawingml/2006/picture">
                 <pic:pic>
                   <pic:nvPicPr>
-                    <pic:cNvPr id="0" name="img_02_insurance_tax.png"/>
+                    <pic:cNvPr id="0" name="img_02_insurance_pay.png"/>
                     <pic:cNvPicPr/>
                   </pic:nvPicPr>
                   <pic:blipFill>
@@ -1598,7 +496,7 @@
                   <pic:spPr>
                     <a:xfrm>
                       <a:off x="0" y="0"/>
-                      <a:ext cx="5220000" cy="2884737"/>
+                      <a:ext cx="5220000" cy="2472632"/>
                     </a:xfrm>
                     <a:prstGeom prst="rect"/>
                   </pic:spPr>
@@ -1624,267 +522,6 @@
     </w:p>
     <w:p/>
     <w:p>
-      <w:pPr>
-        <w:spacing w:after="60"/>
-        <w:ind w:left="170"/>
-      </w:pPr>
-      <w:r>
-        <w:rPr>
-          <w:rFonts w:ascii="나눔고딕" w:hAnsi="나눔고딕" w:eastAsia="나눔고딕"/>
-          <w:b/>
-          <w:sz w:val="21"/>
-        </w:rPr>
-        <w:t>■ 납부 체크리스트</w:t>
-      </w:r>
-    </w:p>
-    <w:tbl>
-      <w:tblPr>
-        <w:tblStyle w:val="TableGrid"/>
-        <w:tblW w:type="auto" w:w="0"/>
-        <w:jc w:val="center"/>
-        <w:tblLook w:firstColumn="1" w:firstRow="1" w:lastColumn="0" w:lastRow="0" w:noHBand="0" w:noVBand="1" w:val="04A0"/>
-      </w:tblPr>
-      <w:tblGrid>
-        <w:gridCol w:w="4536"/>
-        <w:gridCol w:w="4536"/>
-      </w:tblGrid>
-      <w:tr>
-        <w:tc>
-          <w:tcPr>
-            <w:tcW w:type="dxa" w:w="1134"/>
-            <w:shd w:val="clear" w:color="auto" w:fill="1e4fa0"/>
-          </w:tcPr>
-          <w:p>
-            <w:pPr>
-              <w:jc w:val="center"/>
-            </w:pPr>
-            <w:r>
-              <w:rPr>
-                <w:rFonts w:ascii="나눔고딕" w:hAnsi="나눔고딕" w:eastAsia="나눔고딕"/>
-                <w:b/>
-                <w:color w:val="FFFFFF"/>
-                <w:sz w:val="20"/>
-              </w:rPr>
-              <w:t>체크</w:t>
-            </w:r>
-          </w:p>
-        </w:tc>
-        <w:tc>
-          <w:tcPr>
-            <w:tcW w:type="dxa" w:w="7370"/>
-            <w:shd w:val="clear" w:color="auto" w:fill="1e4fa0"/>
-          </w:tcPr>
-          <w:p>
-            <w:pPr>
-              <w:jc w:val="center"/>
-            </w:pPr>
-            <w:r>
-              <w:rPr>
-                <w:rFonts w:ascii="나눔고딕" w:hAnsi="나눔고딕" w:eastAsia="나눔고딕"/>
-                <w:b/>
-                <w:color w:val="FFFFFF"/>
-                <w:sz w:val="20"/>
-              </w:rPr>
-              <w:t>업무 내용</w:t>
-            </w:r>
-          </w:p>
-        </w:tc>
-      </w:tr>
-      <w:tr>
-        <w:tc>
-          <w:tcPr>
-            <w:tcW w:type="dxa" w:w="1134"/>
-            <w:shd w:val="clear" w:color="auto" w:fill="F5F8FC"/>
-          </w:tcPr>
-          <w:p>
-            <w:r>
-              <w:rPr>
-                <w:rFonts w:ascii="나눔고딕" w:hAnsi="나눔고딕" w:eastAsia="나눔고딕"/>
-                <w:sz w:val="20"/>
-              </w:rPr>
-              <w:t>☐</w:t>
-            </w:r>
-          </w:p>
-        </w:tc>
-        <w:tc>
-          <w:tcPr>
-            <w:tcW w:type="dxa" w:w="7370"/>
-            <w:shd w:val="clear" w:color="auto" w:fill="F5F8FC"/>
-          </w:tcPr>
-          <w:p>
-            <w:r>
-              <w:rPr>
-                <w:rFonts w:ascii="나눔고딕" w:hAnsi="나눔고딕" w:eastAsia="나눔고딕"/>
-                <w:sz w:val="20"/>
-              </w:rPr>
-              <w:t>4대사회보험 고지서 수신 확인 (매월 초)</w:t>
-            </w:r>
-          </w:p>
-        </w:tc>
-      </w:tr>
-      <w:tr>
-        <w:tc>
-          <w:tcPr>
-            <w:tcW w:type="dxa" w:w="1134"/>
-            <w:shd w:val="clear" w:color="auto" w:fill="EEF2FA"/>
-          </w:tcPr>
-          <w:p>
-            <w:r>
-              <w:rPr>
-                <w:rFonts w:ascii="나눔고딕" w:hAnsi="나눔고딕" w:eastAsia="나눔고딕"/>
-                <w:sz w:val="20"/>
-              </w:rPr>
-              <w:t>☐</w:t>
-            </w:r>
-          </w:p>
-        </w:tc>
-        <w:tc>
-          <w:tcPr>
-            <w:tcW w:type="dxa" w:w="7370"/>
-            <w:shd w:val="clear" w:color="auto" w:fill="EEF2FA"/>
-          </w:tcPr>
-          <w:p>
-            <w:r>
-              <w:rPr>
-                <w:rFonts w:ascii="나눔고딕" w:hAnsi="나눔고딕" w:eastAsia="나눔고딕"/>
-                <w:sz w:val="20"/>
-              </w:rPr>
-              <w:t>건강보험료 10일 내 납부 완료</w:t>
-            </w:r>
-          </w:p>
-        </w:tc>
-      </w:tr>
-      <w:tr>
-        <w:tc>
-          <w:tcPr>
-            <w:tcW w:type="dxa" w:w="1134"/>
-            <w:shd w:val="clear" w:color="auto" w:fill="F5F8FC"/>
-          </w:tcPr>
-          <w:p>
-            <w:r>
-              <w:rPr>
-                <w:rFonts w:ascii="나눔고딕" w:hAnsi="나눔고딕" w:eastAsia="나눔고딕"/>
-                <w:sz w:val="20"/>
-              </w:rPr>
-              <w:t>☐</w:t>
-            </w:r>
-          </w:p>
-        </w:tc>
-        <w:tc>
-          <w:tcPr>
-            <w:tcW w:type="dxa" w:w="7370"/>
-            <w:shd w:val="clear" w:color="auto" w:fill="F5F8FC"/>
-          </w:tcPr>
-          <w:p>
-            <w:r>
-              <w:rPr>
-                <w:rFonts w:ascii="나눔고딕" w:hAnsi="나눔고딕" w:eastAsia="나눔고딕"/>
-                <w:sz w:val="20"/>
-              </w:rPr>
-              <w:t>국민연금·고용·산재보험 말일 내 납부 완료</w:t>
-            </w:r>
-          </w:p>
-        </w:tc>
-      </w:tr>
-      <w:tr>
-        <w:tc>
-          <w:tcPr>
-            <w:tcW w:type="dxa" w:w="1134"/>
-            <w:shd w:val="clear" w:color="auto" w:fill="EEF2FA"/>
-          </w:tcPr>
-          <w:p>
-            <w:r>
-              <w:rPr>
-                <w:rFonts w:ascii="나눔고딕" w:hAnsi="나눔고딕" w:eastAsia="나눔고딕"/>
-                <w:sz w:val="20"/>
-              </w:rPr>
-              <w:t>☐</w:t>
-            </w:r>
-          </w:p>
-        </w:tc>
-        <w:tc>
-          <w:tcPr>
-            <w:tcW w:type="dxa" w:w="7370"/>
-            <w:shd w:val="clear" w:color="auto" w:fill="EEF2FA"/>
-          </w:tcPr>
-          <w:p>
-            <w:r>
-              <w:rPr>
-                <w:rFonts w:ascii="나눔고딕" w:hAnsi="나눔고딕" w:eastAsia="나눔고딕"/>
-                <w:sz w:val="20"/>
-              </w:rPr>
-              <w:t>원천세 다음달 10일까지 홈택스 납부</w:t>
-            </w:r>
-          </w:p>
-        </w:tc>
-      </w:tr>
-      <w:tr>
-        <w:tc>
-          <w:tcPr>
-            <w:tcW w:type="dxa" w:w="1134"/>
-            <w:shd w:val="clear" w:color="auto" w:fill="F5F8FC"/>
-          </w:tcPr>
-          <w:p>
-            <w:r>
-              <w:rPr>
-                <w:rFonts w:ascii="나눔고딕" w:hAnsi="나눔고딕" w:eastAsia="나눔고딕"/>
-                <w:sz w:val="20"/>
-              </w:rPr>
-              <w:t>☐</w:t>
-            </w:r>
-          </w:p>
-        </w:tc>
-        <w:tc>
-          <w:tcPr>
-            <w:tcW w:type="dxa" w:w="7370"/>
-            <w:shd w:val="clear" w:color="auto" w:fill="F5F8FC"/>
-          </w:tcPr>
-          <w:p>
-            <w:r>
-              <w:rPr>
-                <w:rFonts w:ascii="나눔고딕" w:hAnsi="나눔고딕" w:eastAsia="나눔고딕"/>
-                <w:sz w:val="20"/>
-              </w:rPr>
-              <w:t>지방소득세 위택스 납부 (원천세 납부 후 즉시)</w:t>
-            </w:r>
-          </w:p>
-        </w:tc>
-      </w:tr>
-      <w:tr>
-        <w:tc>
-          <w:tcPr>
-            <w:tcW w:type="dxa" w:w="1134"/>
-            <w:shd w:val="clear" w:color="auto" w:fill="EEF2FA"/>
-          </w:tcPr>
-          <w:p>
-            <w:r>
-              <w:rPr>
-                <w:rFonts w:ascii="나눔고딕" w:hAnsi="나눔고딕" w:eastAsia="나눔고딕"/>
-                <w:sz w:val="20"/>
-              </w:rPr>
-              <w:t>☐</w:t>
-            </w:r>
-          </w:p>
-        </w:tc>
-        <w:tc>
-          <w:tcPr>
-            <w:tcW w:type="dxa" w:w="7370"/>
-            <w:shd w:val="clear" w:color="auto" w:fill="EEF2FA"/>
-          </w:tcPr>
-          <w:p>
-            <w:r>
-              <w:rPr>
-                <w:rFonts w:ascii="나눔고딕" w:hAnsi="나눔고딕" w:eastAsia="나눔고딕"/>
-                <w:sz w:val="20"/>
-              </w:rPr>
-              <w:t>납부 영수증 PDF 저장 후 '납부영수증/YYYY-MM' 폴더 보관</w:t>
-            </w:r>
-          </w:p>
-        </w:tc>
-      </w:tr>
-    </w:tbl>
-    <w:p/>
-    <w:p>
       <w:r>
         <w:br w:type="page"/>
       </w:r>
@@ -1905,9 +542,6 @@
             <w:shd w:val="clear" w:color="auto" w:fill="e07000"/>
           </w:tcPr>
           <w:p>
-            <w:pPr>
-              <w:jc w:val="left"/>
-            </w:pPr>
             <w:r>
               <w:rPr>
                 <w:rFonts w:ascii="나눔고딕" w:hAnsi="나눔고딕" w:eastAsia="나눔고딕"/>
@@ -1933,7 +567,7 @@
           <w:b w:val="0"/>
           <w:sz w:val="21"/>
         </w:rPr>
-        <w:t>납세증명서는 체납 없이 세금을 납부하고 있음을 증명하는 서류로, 입찰·금융기관 대출·공공기관 계약 등에 제출합니다. 국세(홈택스)와 지방세(위택스)를 각각 발급합니다.</w:t>
+        <w:t>납세증명서는 체납 없이 세금을 납부하고 있음을 증명하는 서류로, 입찰·대출·공공기관 계약 등에 제출합니다. 국세와 지방세를 각각 발급합니다.</w:t>
       </w:r>
     </w:p>
     <w:p>
@@ -1947,7 +581,7 @@
           <w:b/>
           <w:sz w:val="21"/>
         </w:rPr>
-        <w:t>■ 국세 납세증명서 발급 (홈택스)</w:t>
+        <w:t>■ 국세 납세증명서 (홈택스)</w:t>
       </w:r>
     </w:p>
     <w:p>
@@ -1975,7 +609,7 @@
           <w:rFonts w:ascii="나눔고딕" w:hAnsi="나눔고딕" w:eastAsia="나눔고딕"/>
           <w:sz w:val="21"/>
         </w:rPr>
-        <w:t>2. 메뉴 : 민원증명 &gt; 납세증명서(국세완납증명) &gt; 발급신청</w:t>
+        <w:t>2. 민원증명 &gt; 납세증명서(국세완납증명) &gt; 발급신청</w:t>
       </w:r>
     </w:p>
     <w:p>
@@ -1989,7 +623,7 @@
           <w:rFonts w:ascii="나눔고딕" w:hAnsi="나눔고딕" w:eastAsia="나눔고딕"/>
           <w:sz w:val="21"/>
         </w:rPr>
-        <w:t>3. 사용 용도 선택 후 [즉시발급] 클릭 → PDF 저장</w:t>
+        <w:t>3. 용도 선택 후 [즉시발급] → PDF 저장</w:t>
       </w:r>
     </w:p>
     <w:p>
@@ -2003,7 +637,7 @@
           <w:b/>
           <w:sz w:val="21"/>
         </w:rPr>
-        <w:t>■ 지방세 납세증명서 발급 (위택스)</w:t>
+        <w:t>■ 지방세 납세증명서 (위택스)</w:t>
       </w:r>
     </w:p>
     <w:p>
@@ -2031,7 +665,7 @@
           <w:rFonts w:ascii="나눔고딕" w:hAnsi="나눔고딕" w:eastAsia="나눔고딕"/>
           <w:sz w:val="21"/>
         </w:rPr>
-        <w:t>2. 메뉴 : 신고납부 &gt; 납세증명서 발급</w:t>
+        <w:t>2. 신고납부 &gt; 납세증명서 발급</w:t>
       </w:r>
     </w:p>
     <w:p>
@@ -2045,9 +679,10 @@
           <w:rFonts w:ascii="나눔고딕" w:hAnsi="나눔고딕" w:eastAsia="나눔고딕"/>
           <w:sz w:val="21"/>
         </w:rPr>
-        <w:t>3. 지자체 선택 후 [발급] → PDF 저장</w:t>
+        <w:t>3. 사업장 소재 지자체 선택 후 [발급] → PDF 저장</w:t>
       </w:r>
     </w:p>
+    <w:p/>
     <w:p>
       <w:pPr>
         <w:jc w:val="center"/>
@@ -2055,7 +690,7 @@
       <w:r>
         <w:drawing>
           <wp:inline xmlns:a="http://schemas.openxmlformats.org/drawingml/2006/main" xmlns:pic="http://schemas.openxmlformats.org/drawingml/2006/picture">
-            <wp:extent cx="5220000" cy="2884737"/>
+            <wp:extent cx="5220000" cy="2472632"/>
             <wp:docPr id="3" name="Picture 3"/>
             <wp:cNvGraphicFramePr>
               <a:graphicFrameLocks noChangeAspect="1"/>
@@ -2064,7 +699,7 @@
               <a:graphicData uri="http://schemas.openxmlformats.org/drawingml/2006/picture">
                 <pic:pic>
                   <pic:nvPicPr>
-                    <pic:cNvPr id="0" name="img_03_certificate.png"/>
+                    <pic:cNvPr id="0" name="img_03_cert_tax.png"/>
                     <pic:cNvPicPr/>
                   </pic:nvPicPr>
                   <pic:blipFill>
@@ -2076,7 +711,7 @@
                   <pic:spPr>
                     <a:xfrm>
                       <a:off x="0" y="0"/>
-                      <a:ext cx="5220000" cy="2884737"/>
+                      <a:ext cx="5220000" cy="2472632"/>
                     </a:xfrm>
                     <a:prstGeom prst="rect"/>
                   </pic:spPr>
@@ -2109,10 +744,11 @@
       <w:r>
         <w:rPr>
           <w:rFonts w:ascii="나눔고딕" w:hAnsi="나눔고딕" w:eastAsia="나눔고딕"/>
-          <w:b/>
+          <w:b w:val="0"/>
+          <w:color w:val="B04000"/>
           <w:sz w:val="21"/>
         </w:rPr>
-        <w:t>■ 유의사항</w:t>
+        <w:t>※ 유효기간 : 발급일로부터 30일 → 제출 직전 발급 권장</w:t>
       </w:r>
     </w:p>
     <w:p>
@@ -2127,7 +763,168 @@
           <w:color w:val="B04000"/>
           <w:sz w:val="21"/>
         </w:rPr>
-        <w:t>⚠ 유효기간 : 발급일로부터 30일 (제출 직전 발급 권장)</w:t>
+        <w:t>※ 체납 존재 시 발급 불가 → 납부 후 재발급</w:t>
+      </w:r>
+    </w:p>
+    <w:p>
+      <w:r>
+        <w:br w:type="page"/>
+      </w:r>
+    </w:p>
+    <w:tbl>
+      <w:tblPr>
+        <w:tblStyle w:val="TableGrid"/>
+        <w:tblW w:type="auto" w:w="0"/>
+        <w:tblLook w:firstColumn="1" w:firstRow="1" w:lastColumn="0" w:lastRow="0" w:noHBand="0" w:noVBand="1" w:val="04A0"/>
+      </w:tblPr>
+      <w:tblGrid>
+        <w:gridCol w:w="9072"/>
+      </w:tblGrid>
+      <w:tr>
+        <w:tc>
+          <w:tcPr>
+            <w:tcW w:type="dxa" w:w="9072"/>
+            <w:shd w:val="clear" w:color="auto" w:fill="0a6a7a"/>
+          </w:tcPr>
+          <w:p>
+            <w:r>
+              <w:rPr>
+                <w:rFonts w:ascii="나눔고딕" w:hAnsi="나눔고딕" w:eastAsia="나눔고딕"/>
+                <w:b/>
+                <w:color w:val="FFFFFF"/>
+                <w:sz w:val="28"/>
+              </w:rPr>
+              <w:t>4. 4대보험 완납증명서 발급</w:t>
+            </w:r>
+          </w:p>
+        </w:tc>
+      </w:tr>
+    </w:tbl>
+    <w:p/>
+    <w:p>
+      <w:pPr>
+        <w:spacing w:after="60"/>
+        <w:ind w:left="170"/>
+      </w:pPr>
+      <w:r>
+        <w:rPr>
+          <w:rFonts w:ascii="나눔고딕" w:hAnsi="나눔고딕" w:eastAsia="나눔고딕"/>
+          <w:b w:val="0"/>
+          <w:sz w:val="21"/>
+        </w:rPr>
+        <w:t>4대 사회보험료(건강·국민연금·고용·산재)를 완납하였음을 증명하는 서류입니다. 입찰·계약 등에 제출하며 4대사회보험 정보연계센터에서 통합 발급합니다.</w:t>
+      </w:r>
+    </w:p>
+    <w:p/>
+    <w:p>
+      <w:pPr>
+        <w:pStyle w:val="ListBullet"/>
+        <w:spacing w:after="40"/>
+        <w:ind w:left="454"/>
+      </w:pPr>
+      <w:r>
+        <w:rPr>
+          <w:rFonts w:ascii="나눔고딕" w:hAnsi="나눔고딕" w:eastAsia="나눔고딕"/>
+          <w:sz w:val="21"/>
+        </w:rPr>
+        <w:t>1. 4대사회보험 정보연계센터(4insure.or.kr) 로그인</w:t>
+      </w:r>
+    </w:p>
+    <w:p>
+      <w:pPr>
+        <w:pStyle w:val="ListBullet"/>
+        <w:spacing w:after="40"/>
+        <w:ind w:left="454"/>
+      </w:pPr>
+      <w:r>
+        <w:rPr>
+          <w:rFonts w:ascii="나눔고딕" w:hAnsi="나눔고딕" w:eastAsia="나눔고딕"/>
+          <w:sz w:val="21"/>
+        </w:rPr>
+        <w:t>2. 사업장 업무 &gt; 완납증명서 발급 메뉴 선택</w:t>
+      </w:r>
+    </w:p>
+    <w:p>
+      <w:pPr>
+        <w:pStyle w:val="ListBullet"/>
+        <w:spacing w:after="40"/>
+        <w:ind w:left="454"/>
+      </w:pPr>
+      <w:r>
+        <w:rPr>
+          <w:rFonts w:ascii="나눔고딕" w:hAnsi="나눔고딕" w:eastAsia="나눔고딕"/>
+          <w:sz w:val="21"/>
+        </w:rPr>
+        <w:t>3. 발급 사유 및 제출처 입력 후 [발급] → PDF 저장</w:t>
+      </w:r>
+    </w:p>
+    <w:p/>
+    <w:p>
+      <w:pPr>
+        <w:jc w:val="center"/>
+      </w:pPr>
+      <w:r>
+        <w:drawing>
+          <wp:inline xmlns:a="http://schemas.openxmlformats.org/drawingml/2006/main" xmlns:pic="http://schemas.openxmlformats.org/drawingml/2006/picture">
+            <wp:extent cx="5220000" cy="2472632"/>
+            <wp:docPr id="4" name="Picture 4"/>
+            <wp:cNvGraphicFramePr>
+              <a:graphicFrameLocks noChangeAspect="1"/>
+            </wp:cNvGraphicFramePr>
+            <a:graphic>
+              <a:graphicData uri="http://schemas.openxmlformats.org/drawingml/2006/picture">
+                <pic:pic>
+                  <pic:nvPicPr>
+                    <pic:cNvPr id="0" name="img_04_cert_insurance.png"/>
+                    <pic:cNvPicPr/>
+                  </pic:nvPicPr>
+                  <pic:blipFill>
+                    <a:blip r:embed="rId12"/>
+                    <a:stretch>
+                      <a:fillRect/>
+                    </a:stretch>
+                  </pic:blipFill>
+                  <pic:spPr>
+                    <a:xfrm>
+                      <a:off x="0" y="0"/>
+                      <a:ext cx="5220000" cy="2472632"/>
+                    </a:xfrm>
+                    <a:prstGeom prst="rect"/>
+                  </pic:spPr>
+                </pic:pic>
+              </a:graphicData>
+            </a:graphic>
+          </wp:inline>
+        </w:drawing>
+      </w:r>
+    </w:p>
+    <w:p>
+      <w:pPr>
+        <w:jc w:val="center"/>
+      </w:pPr>
+      <w:r>
+        <w:rPr>
+          <w:rFonts w:ascii="나눔고딕" w:hAnsi="나눔고딕" w:eastAsia="나눔고딕"/>
+          <w:color w:val="888888"/>
+          <w:sz w:val="18"/>
+        </w:rPr>
+        <w:t>▲ 4대보험 완납증명서 발급 화면 예시</w:t>
+      </w:r>
+    </w:p>
+    <w:p/>
+    <w:p>
+      <w:pPr>
+        <w:spacing w:after="60"/>
+        <w:ind w:left="170"/>
+      </w:pPr>
+      <w:r>
+        <w:rPr>
+          <w:rFonts w:ascii="나눔고딕" w:hAnsi="나눔고딕" w:eastAsia="나눔고딕"/>
+          <w:b w:val="0"/>
+          <w:color w:val="B04000"/>
+          <w:sz w:val="21"/>
+        </w:rPr>
+        <w:t>※ 4개 기관 통합 1장 발급 가능 (개별 발급 필요 시 각 공단 사이트 이용)</w:t>
       </w:r>
     </w:p>
     <w:p>
@@ -2142,253 +939,9 @@
           <w:color w:val="B04000"/>
           <w:sz w:val="21"/>
         </w:rPr>
-        <w:t>⚠ 체납 존재 시 발급 불가 → 즉시 납부 후 재발급</w:t>
+        <w:t>※ 유효기간 : 발급일로부터 30일</w:t>
       </w:r>
     </w:p>
-    <w:p>
-      <w:pPr>
-        <w:spacing w:after="60"/>
-        <w:ind w:left="170"/>
-      </w:pPr>
-      <w:r>
-        <w:rPr>
-          <w:rFonts w:ascii="나눔고딕" w:hAnsi="나눔고딕" w:eastAsia="나눔고딕"/>
-          <w:b w:val="0"/>
-          <w:color w:val="B04000"/>
-          <w:sz w:val="21"/>
-        </w:rPr>
-        <w:t>⚠ 지방세는 사업장 소재 지자체 기준으로 발급</w:t>
-      </w:r>
-    </w:p>
-    <w:p>
-      <w:pPr>
-        <w:spacing w:after="60"/>
-        <w:ind w:left="170"/>
-      </w:pPr>
-      <w:r>
-        <w:rPr>
-          <w:rFonts w:ascii="나눔고딕" w:hAnsi="나눔고딕" w:eastAsia="나눔고딕"/>
-          <w:b/>
-          <w:sz w:val="21"/>
-        </w:rPr>
-        <w:t>■ 발급 체크리스트</w:t>
-      </w:r>
-    </w:p>
-    <w:tbl>
-      <w:tblPr>
-        <w:tblStyle w:val="TableGrid"/>
-        <w:tblW w:type="auto" w:w="0"/>
-        <w:jc w:val="center"/>
-        <w:tblLook w:firstColumn="1" w:firstRow="1" w:lastColumn="0" w:lastRow="0" w:noHBand="0" w:noVBand="1" w:val="04A0"/>
-      </w:tblPr>
-      <w:tblGrid>
-        <w:gridCol w:w="4536"/>
-        <w:gridCol w:w="4536"/>
-      </w:tblGrid>
-      <w:tr>
-        <w:tc>
-          <w:tcPr>
-            <w:tcW w:type="dxa" w:w="1134"/>
-            <w:shd w:val="clear" w:color="auto" w:fill="1e4fa0"/>
-          </w:tcPr>
-          <w:p>
-            <w:pPr>
-              <w:jc w:val="center"/>
-            </w:pPr>
-            <w:r>
-              <w:rPr>
-                <w:rFonts w:ascii="나눔고딕" w:hAnsi="나눔고딕" w:eastAsia="나눔고딕"/>
-                <w:b/>
-                <w:color w:val="FFFFFF"/>
-                <w:sz w:val="20"/>
-              </w:rPr>
-              <w:t>체크</w:t>
-            </w:r>
-          </w:p>
-        </w:tc>
-        <w:tc>
-          <w:tcPr>
-            <w:tcW w:type="dxa" w:w="7370"/>
-            <w:shd w:val="clear" w:color="auto" w:fill="1e4fa0"/>
-          </w:tcPr>
-          <w:p>
-            <w:pPr>
-              <w:jc w:val="center"/>
-            </w:pPr>
-            <w:r>
-              <w:rPr>
-                <w:rFonts w:ascii="나눔고딕" w:hAnsi="나눔고딕" w:eastAsia="나눔고딕"/>
-                <w:b/>
-                <w:color w:val="FFFFFF"/>
-                <w:sz w:val="20"/>
-              </w:rPr>
-              <w:t>업무 내용</w:t>
-            </w:r>
-          </w:p>
-        </w:tc>
-      </w:tr>
-      <w:tr>
-        <w:tc>
-          <w:tcPr>
-            <w:tcW w:type="dxa" w:w="1134"/>
-            <w:shd w:val="clear" w:color="auto" w:fill="F5F8FC"/>
-          </w:tcPr>
-          <w:p>
-            <w:r>
-              <w:rPr>
-                <w:rFonts w:ascii="나눔고딕" w:hAnsi="나눔고딕" w:eastAsia="나눔고딕"/>
-                <w:sz w:val="20"/>
-              </w:rPr>
-              <w:t>☐</w:t>
-            </w:r>
-          </w:p>
-        </w:tc>
-        <w:tc>
-          <w:tcPr>
-            <w:tcW w:type="dxa" w:w="7370"/>
-            <w:shd w:val="clear" w:color="auto" w:fill="F5F8FC"/>
-          </w:tcPr>
-          <w:p>
-            <w:r>
-              <w:rPr>
-                <w:rFonts w:ascii="나눔고딕" w:hAnsi="나눔고딕" w:eastAsia="나눔고딕"/>
-                <w:sz w:val="20"/>
-              </w:rPr>
-              <w:t>발급 목적 및 제출처 사전 확인</w:t>
-            </w:r>
-          </w:p>
-        </w:tc>
-      </w:tr>
-      <w:tr>
-        <w:tc>
-          <w:tcPr>
-            <w:tcW w:type="dxa" w:w="1134"/>
-            <w:shd w:val="clear" w:color="auto" w:fill="EEF2FA"/>
-          </w:tcPr>
-          <w:p>
-            <w:r>
-              <w:rPr>
-                <w:rFonts w:ascii="나눔고딕" w:hAnsi="나눔고딕" w:eastAsia="나눔고딕"/>
-                <w:sz w:val="20"/>
-              </w:rPr>
-              <w:t>☐</w:t>
-            </w:r>
-          </w:p>
-        </w:tc>
-        <w:tc>
-          <w:tcPr>
-            <w:tcW w:type="dxa" w:w="7370"/>
-            <w:shd w:val="clear" w:color="auto" w:fill="EEF2FA"/>
-          </w:tcPr>
-          <w:p>
-            <w:r>
-              <w:rPr>
-                <w:rFonts w:ascii="나눔고딕" w:hAnsi="나눔고딕" w:eastAsia="나눔고딕"/>
-                <w:sz w:val="20"/>
-              </w:rPr>
-              <w:t>국세 납세증명서 (홈택스) 발급 및 저장</w:t>
-            </w:r>
-          </w:p>
-        </w:tc>
-      </w:tr>
-      <w:tr>
-        <w:tc>
-          <w:tcPr>
-            <w:tcW w:type="dxa" w:w="1134"/>
-            <w:shd w:val="clear" w:color="auto" w:fill="F5F8FC"/>
-          </w:tcPr>
-          <w:p>
-            <w:r>
-              <w:rPr>
-                <w:rFonts w:ascii="나눔고딕" w:hAnsi="나눔고딕" w:eastAsia="나눔고딕"/>
-                <w:sz w:val="20"/>
-              </w:rPr>
-              <w:t>☐</w:t>
-            </w:r>
-          </w:p>
-        </w:tc>
-        <w:tc>
-          <w:tcPr>
-            <w:tcW w:type="dxa" w:w="7370"/>
-            <w:shd w:val="clear" w:color="auto" w:fill="F5F8FC"/>
-          </w:tcPr>
-          <w:p>
-            <w:r>
-              <w:rPr>
-                <w:rFonts w:ascii="나눔고딕" w:hAnsi="나눔고딕" w:eastAsia="나눔고딕"/>
-                <w:sz w:val="20"/>
-              </w:rPr>
-              <w:t>지방세 납세증명서 (위택스) 발급 및 저장</w:t>
-            </w:r>
-          </w:p>
-        </w:tc>
-      </w:tr>
-      <w:tr>
-        <w:tc>
-          <w:tcPr>
-            <w:tcW w:type="dxa" w:w="1134"/>
-            <w:shd w:val="clear" w:color="auto" w:fill="EEF2FA"/>
-          </w:tcPr>
-          <w:p>
-            <w:r>
-              <w:rPr>
-                <w:rFonts w:ascii="나눔고딕" w:hAnsi="나눔고딕" w:eastAsia="나눔고딕"/>
-                <w:sz w:val="20"/>
-              </w:rPr>
-              <w:t>☐</w:t>
-            </w:r>
-          </w:p>
-        </w:tc>
-        <w:tc>
-          <w:tcPr>
-            <w:tcW w:type="dxa" w:w="7370"/>
-            <w:shd w:val="clear" w:color="auto" w:fill="EEF2FA"/>
-          </w:tcPr>
-          <w:p>
-            <w:r>
-              <w:rPr>
-                <w:rFonts w:ascii="나눔고딕" w:hAnsi="나눔고딕" w:eastAsia="나눔고딕"/>
-                <w:sz w:val="20"/>
-              </w:rPr>
-              <w:t>유효기간(30일) 이내 제출 여부 확인</w:t>
-            </w:r>
-          </w:p>
-        </w:tc>
-      </w:tr>
-      <w:tr>
-        <w:tc>
-          <w:tcPr>
-            <w:tcW w:type="dxa" w:w="1134"/>
-            <w:shd w:val="clear" w:color="auto" w:fill="F5F8FC"/>
-          </w:tcPr>
-          <w:p>
-            <w:r>
-              <w:rPr>
-                <w:rFonts w:ascii="나눔고딕" w:hAnsi="나눔고딕" w:eastAsia="나눔고딕"/>
-                <w:sz w:val="20"/>
-              </w:rPr>
-              <w:t>☐</w:t>
-            </w:r>
-          </w:p>
-        </w:tc>
-        <w:tc>
-          <w:tcPr>
-            <w:tcW w:type="dxa" w:w="7370"/>
-            <w:shd w:val="clear" w:color="auto" w:fill="F5F8FC"/>
-          </w:tcPr>
-          <w:p>
-            <w:r>
-              <w:rPr>
-                <w:rFonts w:ascii="나눔고딕" w:hAnsi="나눔고딕" w:eastAsia="나눔고딕"/>
-                <w:sz w:val="20"/>
-              </w:rPr>
-              <w:t>원본 필요 여부 확인</w:t>
-            </w:r>
-          </w:p>
-        </w:tc>
-      </w:tr>
-    </w:tbl>
-    <w:p/>
     <w:p>
       <w:r>
         <w:br w:type="page"/>
@@ -2410,9 +963,6 @@
             <w:shd w:val="clear" w:color="auto" w:fill="6a1a8a"/>
           </w:tcPr>
           <w:p>
-            <w:pPr>
-              <w:jc w:val="left"/>
-            </w:pPr>
             <w:r>
               <w:rPr>
                 <w:rFonts w:ascii="나눔고딕" w:hAnsi="나눔고딕" w:eastAsia="나눔고딕"/>
@@ -2420,7 +970,7 @@
                 <w:color w:val="FFFFFF"/>
                 <w:sz w:val="28"/>
               </w:rPr>
-              <w:t>4. 급여대장 작성 및 회계법인 송부</w:t>
+              <w:t>5. 급여대장 작성 및 회계법인 송부</w:t>
             </w:r>
           </w:p>
         </w:tc>
@@ -2438,319 +988,23 @@
           <w:b/>
           <w:sz w:val="21"/>
         </w:rPr>
-        <w:t>■ 급여대장 작성 항목</w:t>
+        <w:t>■ 급여대장 작성</w:t>
       </w:r>
     </w:p>
-    <w:tbl>
-      <w:tblPr>
-        <w:tblStyle w:val="TableGrid"/>
-        <w:tblW w:type="auto" w:w="0"/>
-        <w:jc w:val="center"/>
-        <w:tblLook w:firstColumn="1" w:firstRow="1" w:lastColumn="0" w:lastRow="0" w:noHBand="0" w:noVBand="1" w:val="04A0"/>
-      </w:tblPr>
-      <w:tblGrid>
-        <w:gridCol w:w="3024"/>
-        <w:gridCol w:w="3024"/>
-        <w:gridCol w:w="3024"/>
-      </w:tblGrid>
-      <w:tr>
-        <w:tc>
-          <w:tcPr>
-            <w:tcW w:type="dxa" w:w="1984"/>
-            <w:shd w:val="clear" w:color="auto" w:fill="6a1a8a"/>
-          </w:tcPr>
-          <w:p>
-            <w:pPr>
-              <w:jc w:val="center"/>
-            </w:pPr>
-            <w:r>
-              <w:rPr>
-                <w:rFonts w:ascii="나눔고딕" w:hAnsi="나눔고딕" w:eastAsia="나눔고딕"/>
-                <w:b/>
-                <w:color w:val="FFFFFF"/>
-                <w:sz w:val="20"/>
-              </w:rPr>
-              <w:t>항목</w:t>
-            </w:r>
-          </w:p>
-        </w:tc>
-        <w:tc>
-          <w:tcPr>
-            <w:tcW w:type="dxa" w:w="4535"/>
-            <w:shd w:val="clear" w:color="auto" w:fill="6a1a8a"/>
-          </w:tcPr>
-          <w:p>
-            <w:pPr>
-              <w:jc w:val="center"/>
-            </w:pPr>
-            <w:r>
-              <w:rPr>
-                <w:rFonts w:ascii="나눔고딕" w:hAnsi="나눔고딕" w:eastAsia="나눔고딕"/>
-                <w:b/>
-                <w:color w:val="FFFFFF"/>
-                <w:sz w:val="20"/>
-              </w:rPr>
-              <w:t>내용</w:t>
-            </w:r>
-          </w:p>
-        </w:tc>
-        <w:tc>
-          <w:tcPr>
-            <w:tcW w:type="dxa" w:w="2835"/>
-            <w:shd w:val="clear" w:color="auto" w:fill="6a1a8a"/>
-          </w:tcPr>
-          <w:p>
-            <w:pPr>
-              <w:jc w:val="center"/>
-            </w:pPr>
-            <w:r>
-              <w:rPr>
-                <w:rFonts w:ascii="나눔고딕" w:hAnsi="나눔고딕" w:eastAsia="나눔고딕"/>
-                <w:b/>
-                <w:color w:val="FFFFFF"/>
-                <w:sz w:val="20"/>
-              </w:rPr>
-              <w:t>비고</w:t>
-            </w:r>
-          </w:p>
-        </w:tc>
-      </w:tr>
-      <w:tr>
-        <w:tc>
-          <w:tcPr>
-            <w:tcW w:type="dxa" w:w="1984"/>
-            <w:shd w:val="clear" w:color="auto" w:fill="F5F8FC"/>
-          </w:tcPr>
-          <w:p>
-            <w:r>
-              <w:rPr>
-                <w:rFonts w:ascii="나눔고딕" w:hAnsi="나눔고딕" w:eastAsia="나눔고딕"/>
-                <w:sz w:val="20"/>
-              </w:rPr>
-              <w:t>기본 정보</w:t>
-            </w:r>
-          </w:p>
-        </w:tc>
-        <w:tc>
-          <w:tcPr>
-            <w:tcW w:type="dxa" w:w="4535"/>
-            <w:shd w:val="clear" w:color="auto" w:fill="F5F8FC"/>
-          </w:tcPr>
-          <w:p>
-            <w:r>
-              <w:rPr>
-                <w:rFonts w:ascii="나눔고딕" w:hAnsi="나눔고딕" w:eastAsia="나눔고딕"/>
-                <w:sz w:val="20"/>
-              </w:rPr>
-              <w:t>성명, 주민번호(뒤 2자리 가림), 입사일, 부서</w:t>
-            </w:r>
-          </w:p>
-        </w:tc>
-        <w:tc>
-          <w:tcPr>
-            <w:tcW w:type="dxa" w:w="2835"/>
-            <w:shd w:val="clear" w:color="auto" w:fill="F5F8FC"/>
-          </w:tcPr>
-          <w:p>
-            <w:r>
-              <w:rPr>
-                <w:rFonts w:ascii="나눔고딕" w:hAnsi="나눔고딕" w:eastAsia="나눔고딕"/>
-                <w:sz w:val="20"/>
-              </w:rPr>
-              <w:t>개인정보 처리방침 준수</w:t>
-            </w:r>
-          </w:p>
-        </w:tc>
-      </w:tr>
-      <w:tr>
-        <w:tc>
-          <w:tcPr>
-            <w:tcW w:type="dxa" w:w="1984"/>
-            <w:shd w:val="clear" w:color="auto" w:fill="EEF2FA"/>
-          </w:tcPr>
-          <w:p>
-            <w:r>
-              <w:rPr>
-                <w:rFonts w:ascii="나눔고딕" w:hAnsi="나눔고딕" w:eastAsia="나눔고딕"/>
-                <w:sz w:val="20"/>
-              </w:rPr>
-              <w:t>지급 항목</w:t>
-            </w:r>
-          </w:p>
-        </w:tc>
-        <w:tc>
-          <w:tcPr>
-            <w:tcW w:type="dxa" w:w="4535"/>
-            <w:shd w:val="clear" w:color="auto" w:fill="EEF2FA"/>
-          </w:tcPr>
-          <w:p>
-            <w:r>
-              <w:rPr>
-                <w:rFonts w:ascii="나눔고딕" w:hAnsi="나눔고딕" w:eastAsia="나눔고딕"/>
-                <w:sz w:val="20"/>
-              </w:rPr>
-              <w:t>기본급, 직책수당, 식대, 교통비 등</w:t>
-            </w:r>
-          </w:p>
-        </w:tc>
-        <w:tc>
-          <w:tcPr>
-            <w:tcW w:type="dxa" w:w="2835"/>
-            <w:shd w:val="clear" w:color="auto" w:fill="EEF2FA"/>
-          </w:tcPr>
-          <w:p>
-            <w:r>
-              <w:rPr>
-                <w:rFonts w:ascii="나눔고딕" w:hAnsi="나눔고딕" w:eastAsia="나눔고딕"/>
-                <w:sz w:val="20"/>
-              </w:rPr>
-              <w:t>비과세 항목 별도 구분</w:t>
-            </w:r>
-          </w:p>
-        </w:tc>
-      </w:tr>
-      <w:tr>
-        <w:tc>
-          <w:tcPr>
-            <w:tcW w:type="dxa" w:w="1984"/>
-            <w:shd w:val="clear" w:color="auto" w:fill="F5F8FC"/>
-          </w:tcPr>
-          <w:p>
-            <w:r>
-              <w:rPr>
-                <w:rFonts w:ascii="나눔고딕" w:hAnsi="나눔고딕" w:eastAsia="나눔고딕"/>
-                <w:sz w:val="20"/>
-              </w:rPr>
-              <w:t>4대보험 공제</w:t>
-            </w:r>
-          </w:p>
-        </w:tc>
-        <w:tc>
-          <w:tcPr>
-            <w:tcW w:type="dxa" w:w="4535"/>
-            <w:shd w:val="clear" w:color="auto" w:fill="F5F8FC"/>
-          </w:tcPr>
-          <w:p>
-            <w:r>
-              <w:rPr>
-                <w:rFonts w:ascii="나눔고딕" w:hAnsi="나눔고딕" w:eastAsia="나눔고딕"/>
-                <w:sz w:val="20"/>
-              </w:rPr>
-              <w:t>건강·국민·고용·산재 근로자 부담분</w:t>
-            </w:r>
-          </w:p>
-        </w:tc>
-        <w:tc>
-          <w:tcPr>
-            <w:tcW w:type="dxa" w:w="2835"/>
-            <w:shd w:val="clear" w:color="auto" w:fill="F5F8FC"/>
-          </w:tcPr>
-          <w:p>
-            <w:r>
-              <w:rPr>
-                <w:rFonts w:ascii="나눔고딕" w:hAnsi="나눔고딕" w:eastAsia="나눔고딕"/>
-                <w:sz w:val="20"/>
-              </w:rPr>
-              <w:t>공단 고지 요율 적용</w:t>
-            </w:r>
-          </w:p>
-        </w:tc>
-      </w:tr>
-      <w:tr>
-        <w:tc>
-          <w:tcPr>
-            <w:tcW w:type="dxa" w:w="1984"/>
-            <w:shd w:val="clear" w:color="auto" w:fill="EEF2FA"/>
-          </w:tcPr>
-          <w:p>
-            <w:r>
-              <w:rPr>
-                <w:rFonts w:ascii="나눔고딕" w:hAnsi="나눔고딕" w:eastAsia="나눔고딕"/>
-                <w:sz w:val="20"/>
-              </w:rPr>
-              <w:t>소득세·지방소득세</w:t>
-            </w:r>
-          </w:p>
-        </w:tc>
-        <w:tc>
-          <w:tcPr>
-            <w:tcW w:type="dxa" w:w="4535"/>
-            <w:shd w:val="clear" w:color="auto" w:fill="EEF2FA"/>
-          </w:tcPr>
-          <w:p>
-            <w:r>
-              <w:rPr>
-                <w:rFonts w:ascii="나눔고딕" w:hAnsi="나눔고딕" w:eastAsia="나눔고딕"/>
-                <w:sz w:val="20"/>
-              </w:rPr>
-              <w:t>간이세액표 적용 / 원천징수</w:t>
-            </w:r>
-          </w:p>
-        </w:tc>
-        <w:tc>
-          <w:tcPr>
-            <w:tcW w:type="dxa" w:w="2835"/>
-            <w:shd w:val="clear" w:color="auto" w:fill="EEF2FA"/>
-          </w:tcPr>
-          <w:p>
-            <w:r>
-              <w:rPr>
-                <w:rFonts w:ascii="나눔고딕" w:hAnsi="나눔고딕" w:eastAsia="나눔고딕"/>
-                <w:sz w:val="20"/>
-              </w:rPr>
-              <w:t>홈택스 간이세액표 참조</w:t>
-            </w:r>
-          </w:p>
-        </w:tc>
-      </w:tr>
-      <w:tr>
-        <w:tc>
-          <w:tcPr>
-            <w:tcW w:type="dxa" w:w="1984"/>
-            <w:shd w:val="clear" w:color="auto" w:fill="F5F8FC"/>
-          </w:tcPr>
-          <w:p>
-            <w:r>
-              <w:rPr>
-                <w:rFonts w:ascii="나눔고딕" w:hAnsi="나눔고딕" w:eastAsia="나눔고딕"/>
-                <w:sz w:val="20"/>
-              </w:rPr>
-              <w:t>실수령액</w:t>
-            </w:r>
-          </w:p>
-        </w:tc>
-        <w:tc>
-          <w:tcPr>
-            <w:tcW w:type="dxa" w:w="4535"/>
-            <w:shd w:val="clear" w:color="auto" w:fill="F5F8FC"/>
-          </w:tcPr>
-          <w:p>
-            <w:r>
-              <w:rPr>
-                <w:rFonts w:ascii="나눔고딕" w:hAnsi="나눔고딕" w:eastAsia="나눔고딕"/>
-                <w:sz w:val="20"/>
-              </w:rPr>
-              <w:t>지급 총액 - 4대보험 - 소득세 - 지방소득세</w:t>
-            </w:r>
-          </w:p>
-        </w:tc>
-        <w:tc>
-          <w:tcPr>
-            <w:tcW w:type="dxa" w:w="2835"/>
-            <w:shd w:val="clear" w:color="auto" w:fill="F5F8FC"/>
-          </w:tcPr>
-          <w:p>
-            <w:r>
-              <w:rPr>
-                <w:rFonts w:ascii="나눔고딕" w:hAnsi="나눔고딕" w:eastAsia="나눔고딕"/>
-                <w:sz w:val="20"/>
-              </w:rPr>
-            </w:r>
-          </w:p>
-        </w:tc>
-      </w:tr>
-    </w:tbl>
-    <w:p/>
+    <w:p>
+      <w:pPr>
+        <w:spacing w:after="60"/>
+        <w:ind w:left="170"/>
+      </w:pPr>
+      <w:r>
+        <w:rPr>
+          <w:rFonts w:ascii="나눔고딕" w:hAnsi="나눔고딕" w:eastAsia="나눔고딕"/>
+          <w:b w:val="0"/>
+          <w:sz w:val="21"/>
+        </w:rPr>
+        <w:t>기존 양식 파일에 매월 급여 내용을 입력합니다. 기본급·수당·4대보험 공제·소득세·실수령액 항목을 양식에 맞춰 작성하면 됩니다. 해당 월 은행 거래내역을 다운로드하여 함께 첨부합니다.</w:t>
+      </w:r>
+    </w:p>
     <w:p>
       <w:pPr>
         <w:spacing w:after="60"/>
@@ -2762,104 +1016,23 @@
           <w:b/>
           <w:sz w:val="21"/>
         </w:rPr>
-        <w:t>■ 사업소득지급대장 (프리랜서)</w:t>
+        <w:t>■ 사업소득지급대장 작성 (프리랜서·용역)</w:t>
       </w:r>
     </w:p>
     <w:p>
       <w:pPr>
-        <w:pStyle w:val="ListBullet"/>
-        <w:spacing w:after="40"/>
-        <w:ind w:left="454"/>
+        <w:spacing w:after="60"/>
+        <w:ind w:left="170"/>
       </w:pPr>
       <w:r>
         <w:rPr>
           <w:rFonts w:ascii="나눔고딕" w:hAnsi="나눔고딕" w:eastAsia="나눔고딕"/>
+          <w:b w:val="0"/>
           <w:sz w:val="21"/>
         </w:rPr>
-        <w:t>성명 / 주민번호(뒤 6자리 가림) / 지급일 / 지급금액</w:t>
+        <w:t>기존 양식 파일에 프리랜서·용역 지급 내용을 입력합니다. 성명·지급액·원천징수세액(3.3%) 항목을 양식에 맞춰 작성하면 됩니다. 해당 월 은행 거래내역을 다운로드하여 함께 첨부합니다.</w:t>
       </w:r>
     </w:p>
-    <w:p>
-      <w:pPr>
-        <w:pStyle w:val="ListBullet"/>
-        <w:spacing w:after="40"/>
-        <w:ind w:left="454"/>
-      </w:pPr>
-      <w:r>
-        <w:rPr>
-          <w:rFonts w:ascii="나눔고딕" w:hAnsi="나눔고딕" w:eastAsia="나눔고딕"/>
-          <w:sz w:val="21"/>
-        </w:rPr>
-        <w:t>원천징수 : 지급액 × 3.3% (소득세 3% + 지방소득세 0.3%)</w:t>
-      </w:r>
-    </w:p>
-    <w:p>
-      <w:pPr>
-        <w:pStyle w:val="ListBullet"/>
-        <w:spacing w:after="40"/>
-        <w:ind w:left="454"/>
-      </w:pPr>
-      <w:r>
-        <w:rPr>
-          <w:rFonts w:ascii="나눔고딕" w:hAnsi="나눔고딕" w:eastAsia="나눔고딕"/>
-          <w:sz w:val="21"/>
-        </w:rPr>
-        <w:t>실지급액 = 지급금액 - 원천징수세액</w:t>
-      </w:r>
-    </w:p>
-    <w:p>
-      <w:pPr>
-        <w:jc w:val="center"/>
-      </w:pPr>
-      <w:r>
-        <w:drawing>
-          <wp:inline xmlns:a="http://schemas.openxmlformats.org/drawingml/2006/main" xmlns:pic="http://schemas.openxmlformats.org/drawingml/2006/picture">
-            <wp:extent cx="5220000" cy="2884737"/>
-            <wp:docPr id="4" name="Picture 4"/>
-            <wp:cNvGraphicFramePr>
-              <a:graphicFrameLocks noChangeAspect="1"/>
-            </wp:cNvGraphicFramePr>
-            <a:graphic>
-              <a:graphicData uri="http://schemas.openxmlformats.org/drawingml/2006/picture">
-                <pic:pic>
-                  <pic:nvPicPr>
-                    <pic:cNvPr id="0" name="img_04_payroll.png"/>
-                    <pic:cNvPicPr/>
-                  </pic:nvPicPr>
-                  <pic:blipFill>
-                    <a:blip r:embed="rId12"/>
-                    <a:stretch>
-                      <a:fillRect/>
-                    </a:stretch>
-                  </pic:blipFill>
-                  <pic:spPr>
-                    <a:xfrm>
-                      <a:off x="0" y="0"/>
-                      <a:ext cx="5220000" cy="2884737"/>
-                    </a:xfrm>
-                    <a:prstGeom prst="rect"/>
-                  </pic:spPr>
-                </pic:pic>
-              </a:graphicData>
-            </a:graphic>
-          </wp:inline>
-        </w:drawing>
-      </w:r>
-    </w:p>
-    <w:p>
-      <w:pPr>
-        <w:jc w:val="center"/>
-      </w:pPr>
-      <w:r>
-        <w:rPr>
-          <w:rFonts w:ascii="나눔고딕" w:hAnsi="나눔고딕" w:eastAsia="나눔고딕"/>
-          <w:color w:val="888888"/>
-          <w:sz w:val="18"/>
-        </w:rPr>
-        <w:t>▲ 급여대장 및 사업소득지급대장 작성·송부 절차 예시</w:t>
-      </w:r>
-    </w:p>
-    <w:p/>
     <w:p>
       <w:pPr>
         <w:spacing w:after="60"/>
@@ -2871,7 +1044,7 @@
           <w:b/>
           <w:sz w:val="21"/>
         </w:rPr>
-        <w:t>■ 회계법인 송부 절차</w:t>
+        <w:t>■ 회계법인 송부</w:t>
       </w:r>
     </w:p>
     <w:p>
@@ -2899,7 +1072,7 @@
           <w:rFonts w:ascii="나눔고딕" w:hAnsi="나눔고딕" w:eastAsia="나눔고딕"/>
           <w:sz w:val="21"/>
         </w:rPr>
-        <w:t>2. 첨부 파일 : 급여대장.xlsx + 사업소득지급대장.xlsx + 통장사본</w:t>
+        <w:t>2. 첨부 파일 : 급여대장 + 사업소득지급대장 + 은행 거래내역(해당월)</w:t>
       </w:r>
     </w:p>
     <w:p>
@@ -2913,7 +1086,7 @@
           <w:rFonts w:ascii="나눔고딕" w:hAnsi="나눔고딕" w:eastAsia="나눔고딕"/>
           <w:sz w:val="21"/>
         </w:rPr>
-        <w:t>3. 수신처 : 담당 세무사 이메일 (주소록 '회계법인' 그룹)</w:t>
+        <w:t>3. 수신처 : 담당 세무사 이메일 (주소록 '회계법인' 그룹 참조)</w:t>
       </w:r>
     </w:p>
     <w:p>
@@ -2927,1101 +1100,62 @@
           <w:rFonts w:ascii="나눔고딕" w:hAnsi="나눔고딕" w:eastAsia="나눔고딕"/>
           <w:sz w:val="21"/>
         </w:rPr>
-        <w:t>4. 제목 형식 : [회사명] 2026년 6월 급여 관련 자료 송부</w:t>
+        <w:t>4. 제목 형식 : [회사명] YYYY년 MM월 급여 관련 자료 송부</w:t>
+      </w:r>
+    </w:p>
+    <w:p/>
+    <w:p>
+      <w:pPr>
+        <w:jc w:val="center"/>
+      </w:pPr>
+      <w:r>
+        <w:drawing>
+          <wp:inline xmlns:a="http://schemas.openxmlformats.org/drawingml/2006/main" xmlns:pic="http://schemas.openxmlformats.org/drawingml/2006/picture">
+            <wp:extent cx="5220000" cy="2472632"/>
+            <wp:docPr id="5" name="Picture 5"/>
+            <wp:cNvGraphicFramePr>
+              <a:graphicFrameLocks noChangeAspect="1"/>
+            </wp:cNvGraphicFramePr>
+            <a:graphic>
+              <a:graphicData uri="http://schemas.openxmlformats.org/drawingml/2006/picture">
+                <pic:pic>
+                  <pic:nvPicPr>
+                    <pic:cNvPr id="0" name="img_05_payroll.png"/>
+                    <pic:cNvPicPr/>
+                  </pic:nvPicPr>
+                  <pic:blipFill>
+                    <a:blip r:embed="rId13"/>
+                    <a:stretch>
+                      <a:fillRect/>
+                    </a:stretch>
+                  </pic:blipFill>
+                  <pic:spPr>
+                    <a:xfrm>
+                      <a:off x="0" y="0"/>
+                      <a:ext cx="5220000" cy="2472632"/>
+                    </a:xfrm>
+                    <a:prstGeom prst="rect"/>
+                  </pic:spPr>
+                </pic:pic>
+              </a:graphicData>
+            </a:graphic>
+          </wp:inline>
+        </w:drawing>
       </w:r>
     </w:p>
     <w:p>
       <w:pPr>
-        <w:pStyle w:val="ListBullet"/>
-        <w:spacing w:after="40"/>
-        <w:ind w:left="454"/>
+        <w:jc w:val="center"/>
       </w:pPr>
       <w:r>
         <w:rPr>
           <w:rFonts w:ascii="나눔고딕" w:hAnsi="나눔고딕" w:eastAsia="나눔고딕"/>
-          <w:sz w:val="21"/>
+          <w:color w:val="888888"/>
+          <w:sz w:val="18"/>
         </w:rPr>
-        <w:t>5. 발송 후 수신 확인 회신 받을 것</w:t>
+        <w:t>▲ 급여대장 작성 및 회계법인 송부 예시</w:t>
       </w:r>
     </w:p>
-    <w:p>
-      <w:pPr>
-        <w:spacing w:after="60"/>
-        <w:ind w:left="170"/>
-      </w:pPr>
-      <w:r>
-        <w:rPr>
-          <w:rFonts w:ascii="나눔고딕" w:hAnsi="나눔고딕" w:eastAsia="나눔고딕"/>
-          <w:b/>
-          <w:sz w:val="21"/>
-        </w:rPr>
-        <w:t>■ 체크리스트</w:t>
-      </w:r>
-    </w:p>
-    <w:tbl>
-      <w:tblPr>
-        <w:tblStyle w:val="TableGrid"/>
-        <w:tblW w:type="auto" w:w="0"/>
-        <w:jc w:val="center"/>
-        <w:tblLook w:firstColumn="1" w:firstRow="1" w:lastColumn="0" w:lastRow="0" w:noHBand="0" w:noVBand="1" w:val="04A0"/>
-      </w:tblPr>
-      <w:tblGrid>
-        <w:gridCol w:w="4536"/>
-        <w:gridCol w:w="4536"/>
-      </w:tblGrid>
-      <w:tr>
-        <w:tc>
-          <w:tcPr>
-            <w:tcW w:type="dxa" w:w="1134"/>
-            <w:shd w:val="clear" w:color="auto" w:fill="1e4fa0"/>
-          </w:tcPr>
-          <w:p>
-            <w:pPr>
-              <w:jc w:val="center"/>
-            </w:pPr>
-            <w:r>
-              <w:rPr>
-                <w:rFonts w:ascii="나눔고딕" w:hAnsi="나눔고딕" w:eastAsia="나눔고딕"/>
-                <w:b/>
-                <w:color w:val="FFFFFF"/>
-                <w:sz w:val="20"/>
-              </w:rPr>
-              <w:t>체크</w:t>
-            </w:r>
-          </w:p>
-        </w:tc>
-        <w:tc>
-          <w:tcPr>
-            <w:tcW w:type="dxa" w:w="7370"/>
-            <w:shd w:val="clear" w:color="auto" w:fill="1e4fa0"/>
-          </w:tcPr>
-          <w:p>
-            <w:pPr>
-              <w:jc w:val="center"/>
-            </w:pPr>
-            <w:r>
-              <w:rPr>
-                <w:rFonts w:ascii="나눔고딕" w:hAnsi="나눔고딕" w:eastAsia="나눔고딕"/>
-                <w:b/>
-                <w:color w:val="FFFFFF"/>
-                <w:sz w:val="20"/>
-              </w:rPr>
-              <w:t>업무 내용</w:t>
-            </w:r>
-          </w:p>
-        </w:tc>
-      </w:tr>
-      <w:tr>
-        <w:tc>
-          <w:tcPr>
-            <w:tcW w:type="dxa" w:w="1134"/>
-            <w:shd w:val="clear" w:color="auto" w:fill="F5F8FC"/>
-          </w:tcPr>
-          <w:p>
-            <w:r>
-              <w:rPr>
-                <w:rFonts w:ascii="나눔고딕" w:hAnsi="나눔고딕" w:eastAsia="나눔고딕"/>
-                <w:sz w:val="20"/>
-              </w:rPr>
-              <w:t>☐</w:t>
-            </w:r>
-          </w:p>
-        </w:tc>
-        <w:tc>
-          <w:tcPr>
-            <w:tcW w:type="dxa" w:w="7370"/>
-            <w:shd w:val="clear" w:color="auto" w:fill="F5F8FC"/>
-          </w:tcPr>
-          <w:p>
-            <w:r>
-              <w:rPr>
-                <w:rFonts w:ascii="나눔고딕" w:hAnsi="나눔고딕" w:eastAsia="나눔고딕"/>
-                <w:sz w:val="20"/>
-              </w:rPr>
-              <w:t>급여대장 작성 완료 (기본급·수당·공제·실수령액 검토)</w:t>
-            </w:r>
-          </w:p>
-        </w:tc>
-      </w:tr>
-      <w:tr>
-        <w:tc>
-          <w:tcPr>
-            <w:tcW w:type="dxa" w:w="1134"/>
-            <w:shd w:val="clear" w:color="auto" w:fill="EEF2FA"/>
-          </w:tcPr>
-          <w:p>
-            <w:r>
-              <w:rPr>
-                <w:rFonts w:ascii="나눔고딕" w:hAnsi="나눔고딕" w:eastAsia="나눔고딕"/>
-                <w:sz w:val="20"/>
-              </w:rPr>
-              <w:t>☐</w:t>
-            </w:r>
-          </w:p>
-        </w:tc>
-        <w:tc>
-          <w:tcPr>
-            <w:tcW w:type="dxa" w:w="7370"/>
-            <w:shd w:val="clear" w:color="auto" w:fill="EEF2FA"/>
-          </w:tcPr>
-          <w:p>
-            <w:r>
-              <w:rPr>
-                <w:rFonts w:ascii="나눔고딕" w:hAnsi="나눔고딕" w:eastAsia="나눔고딕"/>
-                <w:sz w:val="20"/>
-              </w:rPr>
-              <w:t>사업소득지급대장 작성 완료 (3.3% 원천징수 적용 확인)</w:t>
-            </w:r>
-          </w:p>
-        </w:tc>
-      </w:tr>
-      <w:tr>
-        <w:tc>
-          <w:tcPr>
-            <w:tcW w:type="dxa" w:w="1134"/>
-            <w:shd w:val="clear" w:color="auto" w:fill="F5F8FC"/>
-          </w:tcPr>
-          <w:p>
-            <w:r>
-              <w:rPr>
-                <w:rFonts w:ascii="나눔고딕" w:hAnsi="나눔고딕" w:eastAsia="나눔고딕"/>
-                <w:sz w:val="20"/>
-              </w:rPr>
-              <w:t>☐</w:t>
-            </w:r>
-          </w:p>
-        </w:tc>
-        <w:tc>
-          <w:tcPr>
-            <w:tcW w:type="dxa" w:w="7370"/>
-            <w:shd w:val="clear" w:color="auto" w:fill="F5F8FC"/>
-          </w:tcPr>
-          <w:p>
-            <w:r>
-              <w:rPr>
-                <w:rFonts w:ascii="나눔고딕" w:hAnsi="나눔고딕" w:eastAsia="나눔고딕"/>
-                <w:sz w:val="20"/>
-              </w:rPr>
-              <w:t>법인 통장 사본 준비 (해당월 급여 지급 내역 포함)</w:t>
-            </w:r>
-          </w:p>
-        </w:tc>
-      </w:tr>
-      <w:tr>
-        <w:tc>
-          <w:tcPr>
-            <w:tcW w:type="dxa" w:w="1134"/>
-            <w:shd w:val="clear" w:color="auto" w:fill="EEF2FA"/>
-          </w:tcPr>
-          <w:p>
-            <w:r>
-              <w:rPr>
-                <w:rFonts w:ascii="나눔고딕" w:hAnsi="나눔고딕" w:eastAsia="나눔고딕"/>
-                <w:sz w:val="20"/>
-              </w:rPr>
-              <w:t>☐</w:t>
-            </w:r>
-          </w:p>
-        </w:tc>
-        <w:tc>
-          <w:tcPr>
-            <w:tcW w:type="dxa" w:w="7370"/>
-            <w:shd w:val="clear" w:color="auto" w:fill="EEF2FA"/>
-          </w:tcPr>
-          <w:p>
-            <w:r>
-              <w:rPr>
-                <w:rFonts w:ascii="나눔고딕" w:hAnsi="나눔고딕" w:eastAsia="나눔고딕"/>
-                <w:sz w:val="20"/>
-              </w:rPr>
-              <w:t>이메일 제목·수신처 확인 후 발송</w:t>
-            </w:r>
-          </w:p>
-        </w:tc>
-      </w:tr>
-      <w:tr>
-        <w:tc>
-          <w:tcPr>
-            <w:tcW w:type="dxa" w:w="1134"/>
-            <w:shd w:val="clear" w:color="auto" w:fill="F5F8FC"/>
-          </w:tcPr>
-          <w:p>
-            <w:r>
-              <w:rPr>
-                <w:rFonts w:ascii="나눔고딕" w:hAnsi="나눔고딕" w:eastAsia="나눔고딕"/>
-                <w:sz w:val="20"/>
-              </w:rPr>
-              <w:t>☐</w:t>
-            </w:r>
-          </w:p>
-        </w:tc>
-        <w:tc>
-          <w:tcPr>
-            <w:tcW w:type="dxa" w:w="7370"/>
-            <w:shd w:val="clear" w:color="auto" w:fill="F5F8FC"/>
-          </w:tcPr>
-          <w:p>
-            <w:r>
-              <w:rPr>
-                <w:rFonts w:ascii="나눔고딕" w:hAnsi="나눔고딕" w:eastAsia="나눔고딕"/>
-                <w:sz w:val="20"/>
-              </w:rPr>
-              <w:t>회계법인 수신 확인 회신 수령</w:t>
-            </w:r>
-          </w:p>
-        </w:tc>
-      </w:tr>
-      <w:tr>
-        <w:tc>
-          <w:tcPr>
-            <w:tcW w:type="dxa" w:w="1134"/>
-            <w:shd w:val="clear" w:color="auto" w:fill="EEF2FA"/>
-          </w:tcPr>
-          <w:p>
-            <w:r>
-              <w:rPr>
-                <w:rFonts w:ascii="나눔고딕" w:hAnsi="나눔고딕" w:eastAsia="나눔고딕"/>
-                <w:sz w:val="20"/>
-              </w:rPr>
-              <w:t>☐</w:t>
-            </w:r>
-          </w:p>
-        </w:tc>
-        <w:tc>
-          <w:tcPr>
-            <w:tcW w:type="dxa" w:w="7370"/>
-            <w:shd w:val="clear" w:color="auto" w:fill="EEF2FA"/>
-          </w:tcPr>
-          <w:p>
-            <w:r>
-              <w:rPr>
-                <w:rFonts w:ascii="나눔고딕" w:hAnsi="나눔고딕" w:eastAsia="나눔고딕"/>
-                <w:sz w:val="20"/>
-              </w:rPr>
-              <w:t>원천세 신고·납부 다음달 10일까지 완료</w:t>
-            </w:r>
-          </w:p>
-        </w:tc>
-      </w:tr>
-    </w:tbl>
-    <w:p/>
-    <w:p>
-      <w:r>
-        <w:br w:type="page"/>
-      </w:r>
-    </w:p>
-    <w:tbl>
-      <w:tblPr>
-        <w:tblStyle w:val="TableGrid"/>
-        <w:tblW w:type="auto" w:w="0"/>
-        <w:tblLook w:firstColumn="1" w:firstRow="1" w:lastColumn="0" w:lastRow="0" w:noHBand="0" w:noVBand="1" w:val="04A0"/>
-      </w:tblPr>
-      <w:tblGrid>
-        <w:gridCol w:w="9072"/>
-      </w:tblGrid>
-      <w:tr>
-        <w:tc>
-          <w:tcPr>
-            <w:tcW w:type="dxa" w:w="9072"/>
-            <w:shd w:val="clear" w:color="auto" w:fill="1e4fa0"/>
-          </w:tcPr>
-          <w:p>
-            <w:pPr>
-              <w:jc w:val="left"/>
-            </w:pPr>
-            <w:r>
-              <w:rPr>
-                <w:rFonts w:ascii="나눔고딕" w:hAnsi="나눔고딕" w:eastAsia="나눔고딕"/>
-                <w:b/>
-                <w:color w:val="FFFFFF"/>
-                <w:sz w:val="28"/>
-              </w:rPr>
-              <w:t>5. 월별 업무 일정 요약</w:t>
-            </w:r>
-          </w:p>
-        </w:tc>
-      </w:tr>
-    </w:tbl>
-    <w:p/>
-    <w:tbl>
-      <w:tblPr>
-        <w:tblStyle w:val="TableGrid"/>
-        <w:tblW w:type="auto" w:w="0"/>
-        <w:jc w:val="center"/>
-        <w:tblLook w:firstColumn="1" w:firstRow="1" w:lastColumn="0" w:lastRow="0" w:noHBand="0" w:noVBand="1" w:val="04A0"/>
-      </w:tblPr>
-      <w:tblGrid>
-        <w:gridCol w:w="2268"/>
-        <w:gridCol w:w="2268"/>
-        <w:gridCol w:w="2268"/>
-        <w:gridCol w:w="2268"/>
-      </w:tblGrid>
-      <w:tr>
-        <w:tc>
-          <w:tcPr>
-            <w:tcW w:type="dxa" w:w="1984"/>
-            <w:shd w:val="clear" w:color="auto" w:fill="1e4fa0"/>
-          </w:tcPr>
-          <w:p>
-            <w:pPr>
-              <w:jc w:val="center"/>
-            </w:pPr>
-            <w:r>
-              <w:rPr>
-                <w:rFonts w:ascii="나눔고딕" w:hAnsi="나눔고딕" w:eastAsia="나눔고딕"/>
-                <w:b/>
-                <w:color w:val="FFFFFF"/>
-                <w:sz w:val="20"/>
-              </w:rPr>
-              <w:t>시기</w:t>
-            </w:r>
-          </w:p>
-        </w:tc>
-        <w:tc>
-          <w:tcPr>
-            <w:tcW w:type="dxa" w:w="3402"/>
-            <w:shd w:val="clear" w:color="auto" w:fill="1e4fa0"/>
-          </w:tcPr>
-          <w:p>
-            <w:pPr>
-              <w:jc w:val="center"/>
-            </w:pPr>
-            <w:r>
-              <w:rPr>
-                <w:rFonts w:ascii="나눔고딕" w:hAnsi="나눔고딕" w:eastAsia="나눔고딕"/>
-                <w:b/>
-                <w:color w:val="FFFFFF"/>
-                <w:sz w:val="20"/>
-              </w:rPr>
-              <w:t>업무</w:t>
-            </w:r>
-          </w:p>
-        </w:tc>
-        <w:tc>
-          <w:tcPr>
-            <w:tcW w:type="dxa" w:w="1984"/>
-            <w:shd w:val="clear" w:color="auto" w:fill="1e4fa0"/>
-          </w:tcPr>
-          <w:p>
-            <w:pPr>
-              <w:jc w:val="center"/>
-            </w:pPr>
-            <w:r>
-              <w:rPr>
-                <w:rFonts w:ascii="나눔고딕" w:hAnsi="나눔고딕" w:eastAsia="나눔고딕"/>
-                <w:b/>
-                <w:color w:val="FFFFFF"/>
-                <w:sz w:val="20"/>
-              </w:rPr>
-              <w:t>마감일</w:t>
-            </w:r>
-          </w:p>
-        </w:tc>
-        <w:tc>
-          <w:tcPr>
-            <w:tcW w:type="dxa" w:w="2268"/>
-            <w:shd w:val="clear" w:color="auto" w:fill="1e4fa0"/>
-          </w:tcPr>
-          <w:p>
-            <w:pPr>
-              <w:jc w:val="center"/>
-            </w:pPr>
-            <w:r>
-              <w:rPr>
-                <w:rFonts w:ascii="나눔고딕" w:hAnsi="나눔고딕" w:eastAsia="나눔고딕"/>
-                <w:b/>
-                <w:color w:val="FFFFFF"/>
-                <w:sz w:val="20"/>
-              </w:rPr>
-              <w:t>관련 시스템</w:t>
-            </w:r>
-          </w:p>
-        </w:tc>
-      </w:tr>
-      <w:tr>
-        <w:tc>
-          <w:tcPr>
-            <w:tcW w:type="dxa" w:w="1984"/>
-            <w:shd w:val="clear" w:color="auto" w:fill="F5F8FC"/>
-          </w:tcPr>
-          <w:p>
-            <w:r>
-              <w:rPr>
-                <w:rFonts w:ascii="나눔고딕" w:hAnsi="나눔고딕" w:eastAsia="나눔고딕"/>
-                <w:sz w:val="20"/>
-              </w:rPr>
-              <w:t>매월 1~5일</w:t>
-            </w:r>
-          </w:p>
-        </w:tc>
-        <w:tc>
-          <w:tcPr>
-            <w:tcW w:type="dxa" w:w="3402"/>
-            <w:shd w:val="clear" w:color="auto" w:fill="F5F8FC"/>
-          </w:tcPr>
-          <w:p>
-            <w:r>
-              <w:rPr>
-                <w:rFonts w:ascii="나눔고딕" w:hAnsi="나눔고딕" w:eastAsia="나눔고딕"/>
-                <w:sz w:val="20"/>
-              </w:rPr>
-              <w:t>4대보험 고지서 확인</w:t>
-            </w:r>
-          </w:p>
-        </w:tc>
-        <w:tc>
-          <w:tcPr>
-            <w:tcW w:type="dxa" w:w="1984"/>
-            <w:shd w:val="clear" w:color="auto" w:fill="F5F8FC"/>
-          </w:tcPr>
-          <w:p>
-            <w:r>
-              <w:rPr>
-                <w:rFonts w:ascii="나눔고딕" w:hAnsi="나눔고딕" w:eastAsia="나눔고딕"/>
-                <w:sz w:val="20"/>
-              </w:rPr>
-              <w:t>납부 전</w:t>
-            </w:r>
-          </w:p>
-        </w:tc>
-        <w:tc>
-          <w:tcPr>
-            <w:tcW w:type="dxa" w:w="2268"/>
-            <w:shd w:val="clear" w:color="auto" w:fill="F5F8FC"/>
-          </w:tcPr>
-          <w:p>
-            <w:r>
-              <w:rPr>
-                <w:rFonts w:ascii="나눔고딕" w:hAnsi="나눔고딕" w:eastAsia="나눔고딕"/>
-                <w:sz w:val="20"/>
-              </w:rPr>
-              <w:t>4insure.or.kr</w:t>
-            </w:r>
-          </w:p>
-        </w:tc>
-      </w:tr>
-      <w:tr>
-        <w:tc>
-          <w:tcPr>
-            <w:tcW w:type="dxa" w:w="1984"/>
-            <w:shd w:val="clear" w:color="auto" w:fill="EEF2FA"/>
-          </w:tcPr>
-          <w:p>
-            <w:r>
-              <w:rPr>
-                <w:rFonts w:ascii="나눔고딕" w:hAnsi="나눔고딕" w:eastAsia="나눔고딕"/>
-                <w:sz w:val="20"/>
-              </w:rPr>
-              <w:t>매월 10일</w:t>
-            </w:r>
-          </w:p>
-        </w:tc>
-        <w:tc>
-          <w:tcPr>
-            <w:tcW w:type="dxa" w:w="3402"/>
-            <w:shd w:val="clear" w:color="auto" w:fill="EEF2FA"/>
-          </w:tcPr>
-          <w:p>
-            <w:r>
-              <w:rPr>
-                <w:rFonts w:ascii="나눔고딕" w:hAnsi="나눔고딕" w:eastAsia="나눔고딕"/>
-                <w:sz w:val="20"/>
-              </w:rPr>
-              <w:t>건강보험료 납부</w:t>
-            </w:r>
-          </w:p>
-        </w:tc>
-        <w:tc>
-          <w:tcPr>
-            <w:tcW w:type="dxa" w:w="1984"/>
-            <w:shd w:val="clear" w:color="auto" w:fill="EEF2FA"/>
-          </w:tcPr>
-          <w:p>
-            <w:r>
-              <w:rPr>
-                <w:rFonts w:ascii="나눔고딕" w:hAnsi="나눔고딕" w:eastAsia="나눔고딕"/>
-                <w:sz w:val="20"/>
-              </w:rPr>
-              <w:t>10일</w:t>
-            </w:r>
-          </w:p>
-        </w:tc>
-        <w:tc>
-          <w:tcPr>
-            <w:tcW w:type="dxa" w:w="2268"/>
-            <w:shd w:val="clear" w:color="auto" w:fill="EEF2FA"/>
-          </w:tcPr>
-          <w:p>
-            <w:r>
-              <w:rPr>
-                <w:rFonts w:ascii="나눔고딕" w:hAnsi="나눔고딕" w:eastAsia="나눔고딕"/>
-                <w:sz w:val="20"/>
-              </w:rPr>
-              <w:t>건강보험공단</w:t>
-            </w:r>
-          </w:p>
-        </w:tc>
-      </w:tr>
-      <w:tr>
-        <w:tc>
-          <w:tcPr>
-            <w:tcW w:type="dxa" w:w="1984"/>
-            <w:shd w:val="clear" w:color="auto" w:fill="F5F8FC"/>
-          </w:tcPr>
-          <w:p>
-            <w:r>
-              <w:rPr>
-                <w:rFonts w:ascii="나눔고딕" w:hAnsi="나눔고딕" w:eastAsia="나눔고딕"/>
-                <w:sz w:val="20"/>
-              </w:rPr>
-              <w:t>매월 10일</w:t>
-            </w:r>
-          </w:p>
-        </w:tc>
-        <w:tc>
-          <w:tcPr>
-            <w:tcW w:type="dxa" w:w="3402"/>
-            <w:shd w:val="clear" w:color="auto" w:fill="F5F8FC"/>
-          </w:tcPr>
-          <w:p>
-            <w:r>
-              <w:rPr>
-                <w:rFonts w:ascii="나눔고딕" w:hAnsi="나눔고딕" w:eastAsia="나눔고딕"/>
-                <w:sz w:val="20"/>
-              </w:rPr>
-              <w:t>원천세 신고·납부</w:t>
-            </w:r>
-          </w:p>
-        </w:tc>
-        <w:tc>
-          <w:tcPr>
-            <w:tcW w:type="dxa" w:w="1984"/>
-            <w:shd w:val="clear" w:color="auto" w:fill="F5F8FC"/>
-          </w:tcPr>
-          <w:p>
-            <w:r>
-              <w:rPr>
-                <w:rFonts w:ascii="나눔고딕" w:hAnsi="나눔고딕" w:eastAsia="나눔고딕"/>
-                <w:sz w:val="20"/>
-              </w:rPr>
-              <w:t>10일</w:t>
-            </w:r>
-          </w:p>
-        </w:tc>
-        <w:tc>
-          <w:tcPr>
-            <w:tcW w:type="dxa" w:w="2268"/>
-            <w:shd w:val="clear" w:color="auto" w:fill="F5F8FC"/>
-          </w:tcPr>
-          <w:p>
-            <w:r>
-              <w:rPr>
-                <w:rFonts w:ascii="나눔고딕" w:hAnsi="나눔고딕" w:eastAsia="나눔고딕"/>
-                <w:sz w:val="20"/>
-              </w:rPr>
-              <w:t>홈택스</w:t>
-            </w:r>
-          </w:p>
-        </w:tc>
-      </w:tr>
-      <w:tr>
-        <w:tc>
-          <w:tcPr>
-            <w:tcW w:type="dxa" w:w="1984"/>
-            <w:shd w:val="clear" w:color="auto" w:fill="EEF2FA"/>
-          </w:tcPr>
-          <w:p>
-            <w:r>
-              <w:rPr>
-                <w:rFonts w:ascii="나눔고딕" w:hAnsi="나눔고딕" w:eastAsia="나눔고딕"/>
-                <w:sz w:val="20"/>
-              </w:rPr>
-              <w:t>매월 10일</w:t>
-            </w:r>
-          </w:p>
-        </w:tc>
-        <w:tc>
-          <w:tcPr>
-            <w:tcW w:type="dxa" w:w="3402"/>
-            <w:shd w:val="clear" w:color="auto" w:fill="EEF2FA"/>
-          </w:tcPr>
-          <w:p>
-            <w:r>
-              <w:rPr>
-                <w:rFonts w:ascii="나눔고딕" w:hAnsi="나눔고딕" w:eastAsia="나눔고딕"/>
-                <w:sz w:val="20"/>
-              </w:rPr>
-              <w:t>지방소득세 신고·납부</w:t>
-            </w:r>
-          </w:p>
-        </w:tc>
-        <w:tc>
-          <w:tcPr>
-            <w:tcW w:type="dxa" w:w="1984"/>
-            <w:shd w:val="clear" w:color="auto" w:fill="EEF2FA"/>
-          </w:tcPr>
-          <w:p>
-            <w:r>
-              <w:rPr>
-                <w:rFonts w:ascii="나눔고딕" w:hAnsi="나눔고딕" w:eastAsia="나눔고딕"/>
-                <w:sz w:val="20"/>
-              </w:rPr>
-              <w:t>10일</w:t>
-            </w:r>
-          </w:p>
-        </w:tc>
-        <w:tc>
-          <w:tcPr>
-            <w:tcW w:type="dxa" w:w="2268"/>
-            <w:shd w:val="clear" w:color="auto" w:fill="EEF2FA"/>
-          </w:tcPr>
-          <w:p>
-            <w:r>
-              <w:rPr>
-                <w:rFonts w:ascii="나눔고딕" w:hAnsi="나눔고딕" w:eastAsia="나눔고딕"/>
-                <w:sz w:val="20"/>
-              </w:rPr>
-              <w:t>위택스</w:t>
-            </w:r>
-          </w:p>
-        </w:tc>
-      </w:tr>
-      <w:tr>
-        <w:tc>
-          <w:tcPr>
-            <w:tcW w:type="dxa" w:w="1984"/>
-            <w:shd w:val="clear" w:color="auto" w:fill="F5F8FC"/>
-          </w:tcPr>
-          <w:p>
-            <w:r>
-              <w:rPr>
-                <w:rFonts w:ascii="나눔고딕" w:hAnsi="나눔고딕" w:eastAsia="나눔고딕"/>
-                <w:sz w:val="20"/>
-              </w:rPr>
-              <w:t>매월 15일 내외</w:t>
-            </w:r>
-          </w:p>
-        </w:tc>
-        <w:tc>
-          <w:tcPr>
-            <w:tcW w:type="dxa" w:w="3402"/>
-            <w:shd w:val="clear" w:color="auto" w:fill="F5F8FC"/>
-          </w:tcPr>
-          <w:p>
-            <w:r>
-              <w:rPr>
-                <w:rFonts w:ascii="나눔고딕" w:hAnsi="나눔고딕" w:eastAsia="나눔고딕"/>
-                <w:sz w:val="20"/>
-              </w:rPr>
-              <w:t>급여대장·사업소득지급대장 회계법인 송부</w:t>
-            </w:r>
-          </w:p>
-        </w:tc>
-        <w:tc>
-          <w:tcPr>
-            <w:tcW w:type="dxa" w:w="1984"/>
-            <w:shd w:val="clear" w:color="auto" w:fill="F5F8FC"/>
-          </w:tcPr>
-          <w:p>
-            <w:r>
-              <w:rPr>
-                <w:rFonts w:ascii="나눔고딕" w:hAnsi="나눔고딕" w:eastAsia="나눔고딕"/>
-                <w:sz w:val="20"/>
-              </w:rPr>
-              <w:t>급여지급 후 3영업일</w:t>
-            </w:r>
-          </w:p>
-        </w:tc>
-        <w:tc>
-          <w:tcPr>
-            <w:tcW w:type="dxa" w:w="2268"/>
-            <w:shd w:val="clear" w:color="auto" w:fill="F5F8FC"/>
-          </w:tcPr>
-          <w:p>
-            <w:r>
-              <w:rPr>
-                <w:rFonts w:ascii="나눔고딕" w:hAnsi="나눔고딕" w:eastAsia="나눔고딕"/>
-                <w:sz w:val="20"/>
-              </w:rPr>
-              <w:t>이메일</w:t>
-            </w:r>
-          </w:p>
-        </w:tc>
-      </w:tr>
-      <w:tr>
-        <w:tc>
-          <w:tcPr>
-            <w:tcW w:type="dxa" w:w="1984"/>
-            <w:shd w:val="clear" w:color="auto" w:fill="EEF2FA"/>
-          </w:tcPr>
-          <w:p>
-            <w:r>
-              <w:rPr>
-                <w:rFonts w:ascii="나눔고딕" w:hAnsi="나눔고딕" w:eastAsia="나눔고딕"/>
-                <w:sz w:val="20"/>
-              </w:rPr>
-              <w:t>매월 말일</w:t>
-            </w:r>
-          </w:p>
-        </w:tc>
-        <w:tc>
-          <w:tcPr>
-            <w:tcW w:type="dxa" w:w="3402"/>
-            <w:shd w:val="clear" w:color="auto" w:fill="EEF2FA"/>
-          </w:tcPr>
-          <w:p>
-            <w:r>
-              <w:rPr>
-                <w:rFonts w:ascii="나눔고딕" w:hAnsi="나눔고딕" w:eastAsia="나눔고딕"/>
-                <w:sz w:val="20"/>
-              </w:rPr>
-              <w:t>국민연금·고용·산재보험 납부</w:t>
-            </w:r>
-          </w:p>
-        </w:tc>
-        <w:tc>
-          <w:tcPr>
-            <w:tcW w:type="dxa" w:w="1984"/>
-            <w:shd w:val="clear" w:color="auto" w:fill="EEF2FA"/>
-          </w:tcPr>
-          <w:p>
-            <w:r>
-              <w:rPr>
-                <w:rFonts w:ascii="나눔고딕" w:hAnsi="나눔고딕" w:eastAsia="나눔고딕"/>
-                <w:sz w:val="20"/>
-              </w:rPr>
-              <w:t>말일</w:t>
-            </w:r>
-          </w:p>
-        </w:tc>
-        <w:tc>
-          <w:tcPr>
-            <w:tcW w:type="dxa" w:w="2268"/>
-            <w:shd w:val="clear" w:color="auto" w:fill="EEF2FA"/>
-          </w:tcPr>
-          <w:p>
-            <w:r>
-              <w:rPr>
-                <w:rFonts w:ascii="나눔고딕" w:hAnsi="나눔고딕" w:eastAsia="나눔고딕"/>
-                <w:sz w:val="20"/>
-              </w:rPr>
-              <w:t>근로복지공단</w:t>
-            </w:r>
-          </w:p>
-        </w:tc>
-      </w:tr>
-      <w:tr>
-        <w:tc>
-          <w:tcPr>
-            <w:tcW w:type="dxa" w:w="1984"/>
-            <w:shd w:val="clear" w:color="auto" w:fill="F5F8FC"/>
-          </w:tcPr>
-          <w:p>
-            <w:r>
-              <w:rPr>
-                <w:rFonts w:ascii="나눔고딕" w:hAnsi="나눔고딕" w:eastAsia="나눔고딕"/>
-                <w:sz w:val="20"/>
-              </w:rPr>
-              <w:t>익월 10일</w:t>
-            </w:r>
-          </w:p>
-        </w:tc>
-        <w:tc>
-          <w:tcPr>
-            <w:tcW w:type="dxa" w:w="3402"/>
-            <w:shd w:val="clear" w:color="auto" w:fill="F5F8FC"/>
-          </w:tcPr>
-          <w:p>
-            <w:r>
-              <w:rPr>
-                <w:rFonts w:ascii="나눔고딕" w:hAnsi="나눔고딕" w:eastAsia="나눔고딕"/>
-                <w:sz w:val="20"/>
-              </w:rPr>
-              <w:t>세금계산서 전월분 발급 마감</w:t>
-            </w:r>
-          </w:p>
-        </w:tc>
-        <w:tc>
-          <w:tcPr>
-            <w:tcW w:type="dxa" w:w="1984"/>
-            <w:shd w:val="clear" w:color="auto" w:fill="F5F8FC"/>
-          </w:tcPr>
-          <w:p>
-            <w:r>
-              <w:rPr>
-                <w:rFonts w:ascii="나눔고딕" w:hAnsi="나눔고딕" w:eastAsia="나눔고딕"/>
-                <w:sz w:val="20"/>
-              </w:rPr>
-              <w:t>익월 10일</w:t>
-            </w:r>
-          </w:p>
-        </w:tc>
-        <w:tc>
-          <w:tcPr>
-            <w:tcW w:type="dxa" w:w="2268"/>
-            <w:shd w:val="clear" w:color="auto" w:fill="F5F8FC"/>
-          </w:tcPr>
-          <w:p>
-            <w:r>
-              <w:rPr>
-                <w:rFonts w:ascii="나눔고딕" w:hAnsi="나눔고딕" w:eastAsia="나눔고딕"/>
-                <w:sz w:val="20"/>
-              </w:rPr>
-              <w:t>홈택스</w:t>
-            </w:r>
-          </w:p>
-        </w:tc>
-      </w:tr>
-      <w:tr>
-        <w:tc>
-          <w:tcPr>
-            <w:tcW w:type="dxa" w:w="1984"/>
-            <w:shd w:val="clear" w:color="auto" w:fill="EEF2FA"/>
-          </w:tcPr>
-          <w:p>
-            <w:r>
-              <w:rPr>
-                <w:rFonts w:ascii="나눔고딕" w:hAnsi="나눔고딕" w:eastAsia="나눔고딕"/>
-                <w:sz w:val="20"/>
-              </w:rPr>
-              <w:t>1월 / 7월</w:t>
-            </w:r>
-          </w:p>
-        </w:tc>
-        <w:tc>
-          <w:tcPr>
-            <w:tcW w:type="dxa" w:w="3402"/>
-            <w:shd w:val="clear" w:color="auto" w:fill="EEF2FA"/>
-          </w:tcPr>
-          <w:p>
-            <w:r>
-              <w:rPr>
-                <w:rFonts w:ascii="나눔고딕" w:hAnsi="나눔고딕" w:eastAsia="나눔고딕"/>
-                <w:sz w:val="20"/>
-              </w:rPr>
-              <w:t>부가가치세 신고·납부</w:t>
-            </w:r>
-          </w:p>
-        </w:tc>
-        <w:tc>
-          <w:tcPr>
-            <w:tcW w:type="dxa" w:w="1984"/>
-            <w:shd w:val="clear" w:color="auto" w:fill="EEF2FA"/>
-          </w:tcPr>
-          <w:p>
-            <w:r>
-              <w:rPr>
-                <w:rFonts w:ascii="나눔고딕" w:hAnsi="나눔고딕" w:eastAsia="나눔고딕"/>
-                <w:sz w:val="20"/>
-              </w:rPr>
-              <w:t>25일</w:t>
-            </w:r>
-          </w:p>
-        </w:tc>
-        <w:tc>
-          <w:tcPr>
-            <w:tcW w:type="dxa" w:w="2268"/>
-            <w:shd w:val="clear" w:color="auto" w:fill="EEF2FA"/>
-          </w:tcPr>
-          <w:p>
-            <w:r>
-              <w:rPr>
-                <w:rFonts w:ascii="나눔고딕" w:hAnsi="나눔고딕" w:eastAsia="나눔고딕"/>
-                <w:sz w:val="20"/>
-              </w:rPr>
-              <w:t>홈택스</w:t>
-            </w:r>
-          </w:p>
-        </w:tc>
-      </w:tr>
-      <w:tr>
-        <w:tc>
-          <w:tcPr>
-            <w:tcW w:type="dxa" w:w="1984"/>
-            <w:shd w:val="clear" w:color="auto" w:fill="F5F8FC"/>
-          </w:tcPr>
-          <w:p>
-            <w:r>
-              <w:rPr>
-                <w:rFonts w:ascii="나눔고딕" w:hAnsi="나눔고딕" w:eastAsia="나눔고딕"/>
-                <w:sz w:val="20"/>
-              </w:rPr>
-              <w:t>3월</w:t>
-            </w:r>
-          </w:p>
-        </w:tc>
-        <w:tc>
-          <w:tcPr>
-            <w:tcW w:type="dxa" w:w="3402"/>
-            <w:shd w:val="clear" w:color="auto" w:fill="F5F8FC"/>
-          </w:tcPr>
-          <w:p>
-            <w:r>
-              <w:rPr>
-                <w:rFonts w:ascii="나눔고딕" w:hAnsi="나눔고딕" w:eastAsia="나눔고딕"/>
-                <w:sz w:val="20"/>
-              </w:rPr>
-              <w:t>법인세 신고·납부</w:t>
-            </w:r>
-          </w:p>
-        </w:tc>
-        <w:tc>
-          <w:tcPr>
-            <w:tcW w:type="dxa" w:w="1984"/>
-            <w:shd w:val="clear" w:color="auto" w:fill="F5F8FC"/>
-          </w:tcPr>
-          <w:p>
-            <w:r>
-              <w:rPr>
-                <w:rFonts w:ascii="나눔고딕" w:hAnsi="나눔고딕" w:eastAsia="나눔고딕"/>
-                <w:sz w:val="20"/>
-              </w:rPr>
-              <w:t>31일</w:t>
-            </w:r>
-          </w:p>
-        </w:tc>
-        <w:tc>
-          <w:tcPr>
-            <w:tcW w:type="dxa" w:w="2268"/>
-            <w:shd w:val="clear" w:color="auto" w:fill="F5F8FC"/>
-          </w:tcPr>
-          <w:p>
-            <w:r>
-              <w:rPr>
-                <w:rFonts w:ascii="나눔고딕" w:hAnsi="나눔고딕" w:eastAsia="나눔고딕"/>
-                <w:sz w:val="20"/>
-              </w:rPr>
-              <w:t>홈택스</w:t>
-            </w:r>
-          </w:p>
-        </w:tc>
-      </w:tr>
-      <w:tr>
-        <w:tc>
-          <w:tcPr>
-            <w:tcW w:type="dxa" w:w="1984"/>
-            <w:shd w:val="clear" w:color="auto" w:fill="EEF2FA"/>
-          </w:tcPr>
-          <w:p>
-            <w:r>
-              <w:rPr>
-                <w:rFonts w:ascii="나눔고딕" w:hAnsi="나눔고딕" w:eastAsia="나눔고딕"/>
-                <w:sz w:val="20"/>
-              </w:rPr>
-              <w:t>5월</w:t>
-            </w:r>
-          </w:p>
-        </w:tc>
-        <w:tc>
-          <w:tcPr>
-            <w:tcW w:type="dxa" w:w="3402"/>
-            <w:shd w:val="clear" w:color="auto" w:fill="EEF2FA"/>
-          </w:tcPr>
-          <w:p>
-            <w:r>
-              <w:rPr>
-                <w:rFonts w:ascii="나눔고딕" w:hAnsi="나눔고딕" w:eastAsia="나눔고딕"/>
-                <w:sz w:val="20"/>
-              </w:rPr>
-              <w:t>종합소득세 신고·납부</w:t>
-            </w:r>
-          </w:p>
-        </w:tc>
-        <w:tc>
-          <w:tcPr>
-            <w:tcW w:type="dxa" w:w="1984"/>
-            <w:shd w:val="clear" w:color="auto" w:fill="EEF2FA"/>
-          </w:tcPr>
-          <w:p>
-            <w:r>
-              <w:rPr>
-                <w:rFonts w:ascii="나눔고딕" w:hAnsi="나눔고딕" w:eastAsia="나눔고딕"/>
-                <w:sz w:val="20"/>
-              </w:rPr>
-              <w:t>31일</w:t>
-            </w:r>
-          </w:p>
-        </w:tc>
-        <w:tc>
-          <w:tcPr>
-            <w:tcW w:type="dxa" w:w="2268"/>
-            <w:shd w:val="clear" w:color="auto" w:fill="EEF2FA"/>
-          </w:tcPr>
-          <w:p>
-            <w:r>
-              <w:rPr>
-                <w:rFonts w:ascii="나눔고딕" w:hAnsi="나눔고딕" w:eastAsia="나눔고딕"/>
-                <w:sz w:val="20"/>
-              </w:rPr>
-              <w:t>홈택스</w:t>
-            </w:r>
-          </w:p>
-        </w:tc>
-      </w:tr>
-      <w:tr>
-        <w:tc>
-          <w:tcPr>
-            <w:tcW w:type="dxa" w:w="1984"/>
-            <w:shd w:val="clear" w:color="auto" w:fill="F5F8FC"/>
-          </w:tcPr>
-          <w:p>
-            <w:r>
-              <w:rPr>
-                <w:rFonts w:ascii="나눔고딕" w:hAnsi="나눔고딕" w:eastAsia="나눔고딕"/>
-                <w:sz w:val="20"/>
-              </w:rPr>
-              <w:t>수시</w:t>
-            </w:r>
-          </w:p>
-        </w:tc>
-        <w:tc>
-          <w:tcPr>
-            <w:tcW w:type="dxa" w:w="3402"/>
-            <w:shd w:val="clear" w:color="auto" w:fill="F5F8FC"/>
-          </w:tcPr>
-          <w:p>
-            <w:r>
-              <w:rPr>
-                <w:rFonts w:ascii="나눔고딕" w:hAnsi="나눔고딕" w:eastAsia="나눔고딕"/>
-                <w:sz w:val="20"/>
-              </w:rPr>
-              <w:t>납세증명서 발급 (요청 시)</w:t>
-            </w:r>
-          </w:p>
-        </w:tc>
-        <w:tc>
-          <w:tcPr>
-            <w:tcW w:type="dxa" w:w="1984"/>
-            <w:shd w:val="clear" w:color="auto" w:fill="F5F8FC"/>
-          </w:tcPr>
-          <w:p>
-            <w:r>
-              <w:rPr>
-                <w:rFonts w:ascii="나눔고딕" w:hAnsi="나눔고딕" w:eastAsia="나눔고딕"/>
-                <w:sz w:val="20"/>
-              </w:rPr>
-              <w:t>즉시</w:t>
-            </w:r>
-          </w:p>
-        </w:tc>
-        <w:tc>
-          <w:tcPr>
-            <w:tcW w:type="dxa" w:w="2268"/>
-            <w:shd w:val="clear" w:color="auto" w:fill="F5F8FC"/>
-          </w:tcPr>
-          <w:p>
-            <w:r>
-              <w:rPr>
-                <w:rFonts w:ascii="나눔고딕" w:hAnsi="나눔고딕" w:eastAsia="나눔고딕"/>
-                <w:sz w:val="20"/>
-              </w:rPr>
-              <w:t>홈택스·위택스</w:t>
-            </w:r>
-          </w:p>
-        </w:tc>
-      </w:tr>
-    </w:tbl>
-    <w:p/>
     <w:p/>
     <w:p>
       <w:pPr>

--- a/handover_docs/회계세무_업무인수인계.docx
+++ b/handover_docs/회계세무_업무인수인계.docx
@@ -1103,6 +1103,34 @@
         <w:t>4. 제목 형식 : [회사명] YYYY년 MM월 급여 관련 자료 송부</w:t>
       </w:r>
     </w:p>
+    <w:p>
+      <w:pPr>
+        <w:spacing w:after="60"/>
+        <w:ind w:left="170"/>
+      </w:pPr>
+      <w:r>
+        <w:rPr>
+          <w:rFonts w:ascii="나눔고딕" w:hAnsi="나눔고딕" w:eastAsia="나눔고딕"/>
+          <w:b/>
+          <w:sz w:val="21"/>
+        </w:rPr>
+        <w:t>■ 급여명세서 대표님 전달</w:t>
+      </w:r>
+    </w:p>
+    <w:p>
+      <w:pPr>
+        <w:spacing w:after="60"/>
+        <w:ind w:left="170"/>
+      </w:pPr>
+      <w:r>
+        <w:rPr>
+          <w:rFonts w:ascii="나눔고딕" w:hAnsi="나눔고딕" w:eastAsia="나눔고딕"/>
+          <w:b w:val="0"/>
+          <w:sz w:val="21"/>
+        </w:rPr>
+        <w:t>자료 송부 후 회계법인으로부터 급여명세서를 메일로 수령합니다. 수령 즉시 내용을 확인하고 급여일 3일 전까지 대표님께 전달합니다.</w:t>
+      </w:r>
+    </w:p>
     <w:p/>
     <w:p>
       <w:pPr>
@@ -1154,6 +1182,387 @@
           <w:sz w:val="18"/>
         </w:rPr>
         <w:t>▲ 급여대장 작성 및 회계법인 송부 예시</w:t>
+      </w:r>
+    </w:p>
+    <w:p/>
+    <w:p>
+      <w:r>
+        <w:br w:type="page"/>
+      </w:r>
+    </w:p>
+    <w:tbl>
+      <w:tblPr>
+        <w:tblStyle w:val="TableGrid"/>
+        <w:tblW w:type="auto" w:w="0"/>
+        <w:tblLook w:firstColumn="1" w:firstRow="1" w:lastColumn="0" w:lastRow="0" w:noHBand="0" w:noVBand="1" w:val="04A0"/>
+      </w:tblPr>
+      <w:tblGrid>
+        <w:gridCol w:w="9072"/>
+      </w:tblGrid>
+      <w:tr>
+        <w:tc>
+          <w:tcPr>
+            <w:tcW w:type="dxa" w:w="9072"/>
+            <w:shd w:val="clear" w:color="auto" w:fill="8a1a1a"/>
+          </w:tcPr>
+          <w:p>
+            <w:r>
+              <w:rPr>
+                <w:rFonts w:ascii="나눔고딕" w:hAnsi="나눔고딕" w:eastAsia="나눔고딕"/>
+                <w:b/>
+                <w:color w:val="FFFFFF"/>
+                <w:sz w:val="28"/>
+              </w:rPr>
+              <w:t>6. 부가가치세 과세표준증명 발급</w:t>
+            </w:r>
+          </w:p>
+        </w:tc>
+      </w:tr>
+    </w:tbl>
+    <w:p/>
+    <w:p>
+      <w:pPr>
+        <w:spacing w:after="60"/>
+        <w:ind w:left="170"/>
+      </w:pPr>
+      <w:r>
+        <w:rPr>
+          <w:rFonts w:ascii="나눔고딕" w:hAnsi="나눔고딕" w:eastAsia="나눔고딕"/>
+          <w:b w:val="0"/>
+          <w:sz w:val="21"/>
+        </w:rPr>
+        <w:t>사업자의 부가가치세 신고 과세표준 금액을 증명하는 서류로, 금융기관·공공기관 제출 등에 활용합니다. 홈택스 &gt; 민원증명 메뉴에서 발급합니다.</w:t>
+      </w:r>
+    </w:p>
+    <w:p/>
+    <w:p>
+      <w:pPr>
+        <w:pStyle w:val="ListBullet"/>
+        <w:spacing w:after="40"/>
+        <w:ind w:left="454"/>
+      </w:pPr>
+      <w:r>
+        <w:rPr>
+          <w:rFonts w:ascii="나눔고딕" w:hAnsi="나눔고딕" w:eastAsia="나눔고딕"/>
+          <w:sz w:val="21"/>
+        </w:rPr>
+        <w:t>1. 홈택스(hometax.go.kr) 로그인</w:t>
+      </w:r>
+    </w:p>
+    <w:p>
+      <w:pPr>
+        <w:pStyle w:val="ListBullet"/>
+        <w:spacing w:after="40"/>
+        <w:ind w:left="454"/>
+      </w:pPr>
+      <w:r>
+        <w:rPr>
+          <w:rFonts w:ascii="나눔고딕" w:hAnsi="나눔고딕" w:eastAsia="나눔고딕"/>
+          <w:sz w:val="21"/>
+        </w:rPr>
+        <w:t>2. 민원증명 &gt; 부가가치세 과세표준증명 선택</w:t>
+      </w:r>
+    </w:p>
+    <w:p>
+      <w:pPr>
+        <w:pStyle w:val="ListBullet"/>
+        <w:spacing w:after="40"/>
+        <w:ind w:left="454"/>
+      </w:pPr>
+      <w:r>
+        <w:rPr>
+          <w:rFonts w:ascii="나눔고딕" w:hAnsi="나눔고딕" w:eastAsia="나눔고딕"/>
+          <w:sz w:val="21"/>
+        </w:rPr>
+        <w:t>3. 사업자등록번호 확인 후 과세기간 선택 (1기: 1~6월 / 2기: 7~12월)</w:t>
+      </w:r>
+    </w:p>
+    <w:p>
+      <w:pPr>
+        <w:pStyle w:val="ListBullet"/>
+        <w:spacing w:after="40"/>
+        <w:ind w:left="454"/>
+      </w:pPr>
+      <w:r>
+        <w:rPr>
+          <w:rFonts w:ascii="나눔고딕" w:hAnsi="나눔고딕" w:eastAsia="나눔고딕"/>
+          <w:sz w:val="21"/>
+        </w:rPr>
+        <w:t>4. [즉시발급] → PDF 저장</w:t>
+      </w:r>
+    </w:p>
+    <w:p/>
+    <w:p>
+      <w:pPr>
+        <w:jc w:val="center"/>
+      </w:pPr>
+      <w:r>
+        <w:drawing>
+          <wp:inline xmlns:a="http://schemas.openxmlformats.org/drawingml/2006/main" xmlns:pic="http://schemas.openxmlformats.org/drawingml/2006/picture">
+            <wp:extent cx="5220000" cy="2472632"/>
+            <wp:docPr id="6" name="Picture 6"/>
+            <wp:cNvGraphicFramePr>
+              <a:graphicFrameLocks noChangeAspect="1"/>
+            </wp:cNvGraphicFramePr>
+            <a:graphic>
+              <a:graphicData uri="http://schemas.openxmlformats.org/drawingml/2006/picture">
+                <pic:pic>
+                  <pic:nvPicPr>
+                    <pic:cNvPr id="0" name="img_06_vat_cert.png"/>
+                    <pic:cNvPicPr/>
+                  </pic:nvPicPr>
+                  <pic:blipFill>
+                    <a:blip r:embed="rId14"/>
+                    <a:stretch>
+                      <a:fillRect/>
+                    </a:stretch>
+                  </pic:blipFill>
+                  <pic:spPr>
+                    <a:xfrm>
+                      <a:off x="0" y="0"/>
+                      <a:ext cx="5220000" cy="2472632"/>
+                    </a:xfrm>
+                    <a:prstGeom prst="rect"/>
+                  </pic:spPr>
+                </pic:pic>
+              </a:graphicData>
+            </a:graphic>
+          </wp:inline>
+        </w:drawing>
+      </w:r>
+    </w:p>
+    <w:p>
+      <w:pPr>
+        <w:jc w:val="center"/>
+      </w:pPr>
+      <w:r>
+        <w:rPr>
+          <w:rFonts w:ascii="나눔고딕" w:hAnsi="나눔고딕" w:eastAsia="나눔고딕"/>
+          <w:color w:val="888888"/>
+          <w:sz w:val="18"/>
+        </w:rPr>
+        <w:t>▲ 홈택스 부가가치세 과세표준증명 발급 화면 예시</w:t>
+      </w:r>
+    </w:p>
+    <w:p/>
+    <w:p>
+      <w:pPr>
+        <w:spacing w:after="60"/>
+        <w:ind w:left="170"/>
+      </w:pPr>
+      <w:r>
+        <w:rPr>
+          <w:rFonts w:ascii="나눔고딕" w:hAnsi="나눔고딕" w:eastAsia="나눔고딕"/>
+          <w:b w:val="0"/>
+          <w:color w:val="B04000"/>
+          <w:sz w:val="21"/>
+        </w:rPr>
+        <w:t>※ 부가세 신고 완료 후 해당 과세기간 발급 가능</w:t>
+      </w:r>
+    </w:p>
+    <w:p>
+      <w:pPr>
+        <w:spacing w:after="60"/>
+        <w:ind w:left="170"/>
+      </w:pPr>
+      <w:r>
+        <w:rPr>
+          <w:rFonts w:ascii="나눔고딕" w:hAnsi="나눔고딕" w:eastAsia="나눔고딕"/>
+          <w:b w:val="0"/>
+          <w:color w:val="B04000"/>
+          <w:sz w:val="21"/>
+        </w:rPr>
+        <w:t>※ 유효기간 : 발급일로부터 30일 → 제출 직전 발급 권장</w:t>
+      </w:r>
+    </w:p>
+    <w:p>
+      <w:r>
+        <w:br w:type="page"/>
+      </w:r>
+    </w:p>
+    <w:tbl>
+      <w:tblPr>
+        <w:tblStyle w:val="TableGrid"/>
+        <w:tblW w:type="auto" w:w="0"/>
+        <w:tblLook w:firstColumn="1" w:firstRow="1" w:lastColumn="0" w:lastRow="0" w:noHBand="0" w:noVBand="1" w:val="04A0"/>
+      </w:tblPr>
+      <w:tblGrid>
+        <w:gridCol w:w="9072"/>
+      </w:tblGrid>
+      <w:tr>
+        <w:tc>
+          <w:tcPr>
+            <w:tcW w:type="dxa" w:w="9072"/>
+            <w:shd w:val="clear" w:color="auto" w:fill="1a5a2a"/>
+          </w:tcPr>
+          <w:p>
+            <w:r>
+              <w:rPr>
+                <w:rFonts w:ascii="나눔고딕" w:hAnsi="나눔고딕" w:eastAsia="나눔고딕"/>
+                <w:b/>
+                <w:color w:val="FFFFFF"/>
+                <w:sz w:val="28"/>
+              </w:rPr>
+              <w:t>7. 표준재무제표증명 발급</w:t>
+            </w:r>
+          </w:p>
+        </w:tc>
+      </w:tr>
+    </w:tbl>
+    <w:p/>
+    <w:p>
+      <w:pPr>
+        <w:spacing w:after="60"/>
+        <w:ind w:left="170"/>
+      </w:pPr>
+      <w:r>
+        <w:rPr>
+          <w:rFonts w:ascii="나눔고딕" w:hAnsi="나눔고딕" w:eastAsia="나눔고딕"/>
+          <w:b w:val="0"/>
+          <w:sz w:val="21"/>
+        </w:rPr>
+        <w:t>법인세 신고 내용을 바탕으로 재무상태표·손익계산서 등을 증명하는 서류입니다. 금융기관 대출·입찰·계약 등 제출에 활용하며 홈택스에서 발급합니다.</w:t>
+      </w:r>
+    </w:p>
+    <w:p/>
+    <w:p>
+      <w:pPr>
+        <w:pStyle w:val="ListBullet"/>
+        <w:spacing w:after="40"/>
+        <w:ind w:left="454"/>
+      </w:pPr>
+      <w:r>
+        <w:rPr>
+          <w:rFonts w:ascii="나눔고딕" w:hAnsi="나눔고딕" w:eastAsia="나눔고딕"/>
+          <w:sz w:val="21"/>
+        </w:rPr>
+        <w:t>1. 홈택스(hometax.go.kr) 로그인</w:t>
+      </w:r>
+    </w:p>
+    <w:p>
+      <w:pPr>
+        <w:pStyle w:val="ListBullet"/>
+        <w:spacing w:after="40"/>
+        <w:ind w:left="454"/>
+      </w:pPr>
+      <w:r>
+        <w:rPr>
+          <w:rFonts w:ascii="나눔고딕" w:hAnsi="나눔고딕" w:eastAsia="나눔고딕"/>
+          <w:sz w:val="21"/>
+        </w:rPr>
+        <w:t>2. 민원증명 &gt; 표준재무제표증명(법인) 선택</w:t>
+      </w:r>
+    </w:p>
+    <w:p>
+      <w:pPr>
+        <w:pStyle w:val="ListBullet"/>
+        <w:spacing w:after="40"/>
+        <w:ind w:left="454"/>
+      </w:pPr>
+      <w:r>
+        <w:rPr>
+          <w:rFonts w:ascii="나눔고딕" w:hAnsi="나눔고딕" w:eastAsia="나눔고딕"/>
+          <w:sz w:val="21"/>
+        </w:rPr>
+        <w:t>3. 사업자등록번호 확인 후 사업연도 선택</w:t>
+      </w:r>
+    </w:p>
+    <w:p>
+      <w:pPr>
+        <w:pStyle w:val="ListBullet"/>
+        <w:spacing w:after="40"/>
+        <w:ind w:left="454"/>
+      </w:pPr>
+      <w:r>
+        <w:rPr>
+          <w:rFonts w:ascii="나눔고딕" w:hAnsi="나눔고딕" w:eastAsia="나눔고딕"/>
+          <w:sz w:val="21"/>
+        </w:rPr>
+        <w:t>4. [즉시발급] → PDF 저장</w:t>
+      </w:r>
+    </w:p>
+    <w:p/>
+    <w:p>
+      <w:pPr>
+        <w:jc w:val="center"/>
+      </w:pPr>
+      <w:r>
+        <w:drawing>
+          <wp:inline xmlns:a="http://schemas.openxmlformats.org/drawingml/2006/main" xmlns:pic="http://schemas.openxmlformats.org/drawingml/2006/picture">
+            <wp:extent cx="5220000" cy="2472632"/>
+            <wp:docPr id="7" name="Picture 7"/>
+            <wp:cNvGraphicFramePr>
+              <a:graphicFrameLocks noChangeAspect="1"/>
+            </wp:cNvGraphicFramePr>
+            <a:graphic>
+              <a:graphicData uri="http://schemas.openxmlformats.org/drawingml/2006/picture">
+                <pic:pic>
+                  <pic:nvPicPr>
+                    <pic:cNvPr id="0" name="img_07_fs_cert.png"/>
+                    <pic:cNvPicPr/>
+                  </pic:nvPicPr>
+                  <pic:blipFill>
+                    <a:blip r:embed="rId15"/>
+                    <a:stretch>
+                      <a:fillRect/>
+                    </a:stretch>
+                  </pic:blipFill>
+                  <pic:spPr>
+                    <a:xfrm>
+                      <a:off x="0" y="0"/>
+                      <a:ext cx="5220000" cy="2472632"/>
+                    </a:xfrm>
+                    <a:prstGeom prst="rect"/>
+                  </pic:spPr>
+                </pic:pic>
+              </a:graphicData>
+            </a:graphic>
+          </wp:inline>
+        </w:drawing>
+      </w:r>
+    </w:p>
+    <w:p>
+      <w:pPr>
+        <w:jc w:val="center"/>
+      </w:pPr>
+      <w:r>
+        <w:rPr>
+          <w:rFonts w:ascii="나눔고딕" w:hAnsi="나눔고딕" w:eastAsia="나눔고딕"/>
+          <w:color w:val="888888"/>
+          <w:sz w:val="18"/>
+        </w:rPr>
+        <w:t>▲ 홈택스 표준재무제표증명 발급 화면 예시</w:t>
+      </w:r>
+    </w:p>
+    <w:p/>
+    <w:p>
+      <w:pPr>
+        <w:spacing w:after="60"/>
+        <w:ind w:left="170"/>
+      </w:pPr>
+      <w:r>
+        <w:rPr>
+          <w:rFonts w:ascii="나눔고딕" w:hAnsi="나눔고딕" w:eastAsia="나눔고딕"/>
+          <w:b w:val="0"/>
+          <w:color w:val="B04000"/>
+          <w:sz w:val="21"/>
+        </w:rPr>
+        <w:t>※ 법인세 신고 완료 후 해당 사업연도 발급 가능</w:t>
+      </w:r>
+    </w:p>
+    <w:p>
+      <w:pPr>
+        <w:spacing w:after="60"/>
+        <w:ind w:left="170"/>
+      </w:pPr>
+      <w:r>
+        <w:rPr>
+          <w:rFonts w:ascii="나눔고딕" w:hAnsi="나눔고딕" w:eastAsia="나눔고딕"/>
+          <w:b w:val="0"/>
+          <w:color w:val="B04000"/>
+          <w:sz w:val="21"/>
+        </w:rPr>
+        <w:t>※ 유효기간 : 발급일로부터 30일 → 제출 직전 발급 권장</w:t>
       </w:r>
     </w:p>
     <w:p/>
